--- a/09_submission/02_manuscript/manuscript.docx
+++ b/09_submission/02_manuscript/manuscript.docx
@@ -70,7 +70,7 @@
         <w:t xml:space="preserve"> </w:t>
       </w:r>
       <w:r>
-        <w:t xml:space="preserve">Main text ~8,000 | Figures 8 | Extended Data figures 25 | References 100</w:t>
+        <w:t xml:space="preserve">Abstract 198 | Main text 4,298 (Introduction 1,244, Results 1,791, Discussion 1,263) | Methods 2,258 | Figures 8 | Extended Data figures 25 | Supplementary Tables 28 | References 100</w:t>
       </w:r>
     </w:p>
     <w:p>
@@ -94,31 +94,31 @@
         <w:pStyle w:val="FirstParagraph"/>
       </w:pPr>
       <w:r>
-        <w:t xml:space="preserve">Trait-based biogeography routinely collapses many traits into one composite axis</w:t>
-      </w:r>
-      <w:r>
-        <w:t xml:space="preserve"> </w:t>
-      </w:r>
-      <w:r>
-        <w:t xml:space="preserve">and asks which environmental gradient explains it. We show that both steps</w:t>
-      </w:r>
-      <w:r>
-        <w:t xml:space="preserve"> </w:t>
-      </w:r>
-      <w:r>
-        <w:t xml:space="preserve">discard information, and that what is discarded matters for conservation. Using</w:t>
-      </w:r>
-      <w:r>
-        <w:t xml:space="preserve"> </w:t>
-      </w:r>
-      <w:r>
-        <w:t xml:space="preserve">2,837 species of Chinese terrestrial vertebrates across 3,782 50-km cells —</w:t>
-      </w:r>
-      <w:r>
-        <w:t xml:space="preserve"> </w:t>
-      </w:r>
-      <w:r>
-        <w:t xml:space="preserve">2,595 of them with complete trait data — we define three functional axes</w:t>
+        <w:t xml:space="preserve">Trait-based biogeography usually collapses many traits into one composite axis</w:t>
+      </w:r>
+      <w:r>
+        <w:t xml:space="preserve"> </w:t>
+      </w:r>
+      <w:r>
+        <w:t xml:space="preserve">and then asks which environmental gradient explains it. Using 2,837 terrestrial</w:t>
+      </w:r>
+      <w:r>
+        <w:t xml:space="preserve"> </w:t>
+      </w:r>
+      <w:r>
+        <w:t xml:space="preserve">vertebrate species across 3,782 50-km cells of China, we show that both steps</w:t>
+      </w:r>
+      <w:r>
+        <w:t xml:space="preserve"> </w:t>
+      </w:r>
+      <w:r>
+        <w:t xml:space="preserve">discard information that conservation planning needs. Three functional axes</w:t>
+      </w:r>
+      <w:r>
+        <w:t xml:space="preserve"> </w:t>
+      </w:r>
+      <w:r>
+        <w:t xml:space="preserve">defined</w:t>
       </w:r>
       <w:r>
         <w:t xml:space="preserve"> </w:t>
@@ -134,214 +134,95 @@
         <w:t xml:space="preserve"> </w:t>
       </w:r>
       <w:r>
-        <w:t xml:space="preserve">— body size, slow–fast pace of life and niche breadth — so each axis</w:t>
-      </w:r>
-      <w:r>
-        <w:t xml:space="preserve"> </w:t>
-      </w:r>
-      <w:r>
-        <w:t xml:space="preserve">denotes the same quantity in birds, mammals, reptiles and amphibians. The axes</w:t>
-      </w:r>
-      <w:r>
-        <w:t xml:space="preserve"> </w:t>
-      </w:r>
-      <w:r>
-        <w:t xml:space="preserve">are near-independent (|r| ≤ 0.30) and, contrary to common practice, combining</w:t>
-      </w:r>
-      <w:r>
-        <w:t xml:space="preserve"> </w:t>
-      </w:r>
-      <w:r>
-        <w:t xml:space="preserve">traits into a composite axis</w:t>
-      </w:r>
-      <w:r>
-        <w:t xml:space="preserve"> </w:t>
-      </w:r>
-      <w:r>
-        <w:rPr>
-          <w:i/>
-          <w:iCs/>
-        </w:rPr>
-        <w:t xml:space="preserve">weakens</w:t>
-      </w:r>
-      <w:r>
-        <w:t xml:space="preserve"> </w:t>
-      </w:r>
-      <w:r>
-        <w:t xml:space="preserve">the environmental signal in six of eight</w:t>
-      </w:r>
-      <w:r>
-        <w:t xml:space="preserve"> </w:t>
-      </w:r>
-      <w:r>
-        <w:t xml:space="preserve">comparisons. Regressing each trait and each axis on six named predictors, one</w:t>
-      </w:r>
-      <w:r>
-        <w:t xml:space="preserve"> </w:t>
-      </w:r>
-      <w:r>
-        <w:t xml:space="preserve">per classical biodiversity hypothesis, climate dominates in all four classes</w:t>
-      </w:r>
-      <w:r>
-        <w:t xml:space="preserve"> </w:t>
-      </w:r>
-      <w:r>
-        <w:t xml:space="preserve">(unique adjusted</w:t>
-      </w:r>
-      <w:r>
-        <w:t xml:space="preserve"> </w:t>
-      </w:r>
-      <w:r>
-        <w:rPr>
-          <w:i/>
-          <w:iCs/>
-        </w:rPr>
-        <w:t xml:space="preserve">R</w:t>
-      </w:r>
-      <w:r>
-        <w:t xml:space="preserve">² = 0.24–0.40), but its strength depends on</w:t>
-      </w:r>
-      <w:r>
-        <w:t xml:space="preserve"> </w:t>
-      </w:r>
-      <w:r>
-        <w:t xml:space="preserve">thermoregulation: ambient energy affects ectotherms about 2.3× more strongly</w:t>
-      </w:r>
-      <w:r>
-        <w:t xml:space="preserve"> </w:t>
-      </w:r>
-      <w:r>
-        <w:t xml:space="preserve">than endotherms, robustly across specifications (1.98–2.63; every 95% CI</w:t>
-      </w:r>
-      <w:r>
-        <w:t xml:space="preserve"> </w:t>
-      </w:r>
-      <w:r>
-        <w:t xml:space="preserve">excluding 1). A single negative control proved insufficient — heterogeneity</w:t>
-      </w:r>
-      <w:r>
-        <w:t xml:space="preserve"> </w:t>
-      </w:r>
-      <w:r>
-        <w:t xml:space="preserve">proxies differ in how much temperature information they carry — so we tested the</w:t>
-      </w:r>
-      <w:r>
-        <w:t xml:space="preserve"> </w:t>
-      </w:r>
-      <w:r>
-        <w:t xml:space="preserve">prediction as a trend instead: the ectotherm excess scales with a predictor’s</w:t>
-      </w:r>
-      <w:r>
-        <w:t xml:space="preserve"> </w:t>
-      </w:r>
-      <w:r>
-        <w:t xml:space="preserve">thermal content (Spearman ρ = 0.74,</w:t>
-      </w:r>
-      <w:r>
-        <w:t xml:space="preserve"> </w:t>
-      </w:r>
-      <w:r>
-        <w:rPr>
-          <w:i/>
-          <w:iCs/>
-        </w:rPr>
-        <w:t xml:space="preserve">P</w:t>
-      </w:r>
-      <w:r>
-        <w:t xml:space="preserve"> </w:t>
-      </w:r>
-      <w:r>
-        <w:t xml:space="preserve">= 0.037, eight predictors). Ectotherms</w:t>
-      </w:r>
-      <w:r>
-        <w:t xml:space="preserve"> </w:t>
-      </w:r>
-      <w:r>
-        <w:t xml:space="preserve">nonetheless respond more strongly to five of six predictors, so we report</w:t>
-      </w:r>
-      <w:r>
-        <w:t xml:space="preserve"> </w:t>
-      </w:r>
-      <w:r>
-        <w:t xml:space="preserve">thermal buffering as partially supported rather than established. All</w:t>
-      </w:r>
-      <w:r>
-        <w:t xml:space="preserve"> </w:t>
-      </w:r>
-      <w:r>
-        <w:t xml:space="preserve">associations were re-tested with the fourth-corner max test, which shows naive</w:t>
-      </w:r>
-      <w:r>
-        <w:t xml:space="preserve"> </w:t>
-      </w:r>
-      <w:r>
-        <w:t xml:space="preserve">community-weighted-mean regression inflates significance by 1.27–1.72×.</w:t>
-      </w:r>
-      <w:r>
-        <w:t xml:space="preserve"> </w:t>
-      </w:r>
-      <w:r>
-        <w:t xml:space="preserve">Applying the framework to spatial planning, China’s nature reserves occupy</w:t>
-      </w:r>
-      <w:r>
-        <w:t xml:space="preserve"> </w:t>
-      </w:r>
-      <w:r>
-        <w:t xml:space="preserve">10.36% of the land yet leave only 2.9% of species and 1.5% of functional bins</w:t>
-      </w:r>
-      <w:r>
-        <w:t xml:space="preserve"> </w:t>
-      </w:r>
-      <w:r>
-        <w:t xml:space="preserve">at the Kunming–Montreal target of 30% of range protected; an optimal layout of</w:t>
-      </w:r>
-      <w:r>
-        <w:t xml:space="preserve"> </w:t>
-      </w:r>
-      <w:r>
-        <w:t xml:space="preserve">the same area would reach 50.7% and 48.0%. The shortfall is directional: the</w:t>
-      </w:r>
-      <w:r>
-        <w:t xml:space="preserve"> </w:t>
-      </w:r>
-      <w:r>
-        <w:t xml:space="preserve">body-size effect reverses between mammals (+0.283) and reptiles (−0.308), and</w:t>
-      </w:r>
-      <w:r>
-        <w:t xml:space="preserve"> </w:t>
-      </w:r>
-      <w:r>
-        <w:t xml:space="preserve">amphibian gaps are nearly disjoint from those of the endotherm classes</w:t>
-      </w:r>
-      <w:r>
-        <w:t xml:space="preserve"> </w:t>
-      </w:r>
-      <w:r>
-        <w:t xml:space="preserve">(Jaccard 0.074 and 0.086, versus 0.315 between birds and mammals) and only</w:t>
-      </w:r>
-      <w:r>
-        <w:t xml:space="preserve"> </w:t>
-      </w:r>
-      <w:r>
-        <w:t xml:space="preserve">weakly aligned with reptile gaps (0.160). A model-free</w:t>
-      </w:r>
-      <w:r>
-        <w:t xml:space="preserve"> </w:t>
-      </w:r>
-      <w:r>
-        <w:t xml:space="preserve">correlate points the same way — of 1,028 reserves, 17.9% name mammals as a</w:t>
-      </w:r>
-      <w:r>
-        <w:t xml:space="preserve"> </w:t>
-      </w:r>
-      <w:r>
-        <w:t xml:space="preserve">protection target against 1.1% for reptiles. We deliver the priority cells that</w:t>
-      </w:r>
-      <w:r>
-        <w:t xml:space="preserve"> </w:t>
-      </w:r>
-      <w:r>
-        <w:t xml:space="preserve">close these gaps.</w:t>
+        <w:t xml:space="preserve">— body size, pace of life and niche breadth — are</w:t>
+      </w:r>
+      <w:r>
+        <w:t xml:space="preserve"> </w:t>
+      </w:r>
+      <w:r>
+        <w:t xml:space="preserve">near-independent within every class (|</w:t>
+      </w:r>
+      <w:r>
+        <w:rPr>
+          <w:i/>
+          <w:iCs/>
+        </w:rPr>
+        <w:t xml:space="preserve">r</w:t>
+      </w:r>
+      <w:r>
+        <w:t xml:space="preserve">| ≤ 0.30), and combining traits into a</w:t>
+      </w:r>
+      <w:r>
+        <w:t xml:space="preserve"> </w:t>
+      </w:r>
+      <w:r>
+        <w:t xml:space="preserve">composite weakens the environmental signal in six of eight comparisons. Climate</w:t>
+      </w:r>
+      <w:r>
+        <w:t xml:space="preserve"> </w:t>
+      </w:r>
+      <w:r>
+        <w:t xml:space="preserve">dominates trait composition in all four classes, but thermoregulation sets its</w:t>
+      </w:r>
+      <w:r>
+        <w:t xml:space="preserve"> </w:t>
+      </w:r>
+      <w:r>
+        <w:t xml:space="preserve">strength: ambient energy affects ectotherm assemblages about 2.3 times more than</w:t>
+      </w:r>
+      <w:r>
+        <w:t xml:space="preserve"> </w:t>
+      </w:r>
+      <w:r>
+        <w:t xml:space="preserve">endotherm assemblages (1.98–2.63 across specifications). Because ectotherms also</w:t>
+      </w:r>
+      <w:r>
+        <w:t xml:space="preserve"> </w:t>
+      </w:r>
+      <w:r>
+        <w:t xml:space="preserve">respond more strongly to five of six predictors, we report thermal buffering as</w:t>
+      </w:r>
+      <w:r>
+        <w:t xml:space="preserve"> </w:t>
+      </w:r>
+      <w:r>
+        <w:t xml:space="preserve">partially supported; the ectotherm excess nonetheless scales with a predictor’s</w:t>
+      </w:r>
+      <w:r>
+        <w:t xml:space="preserve"> </w:t>
+      </w:r>
+      <w:r>
+        <w:t xml:space="preserve">thermal content (Spearman ρ = 0.74). Under the fourth-corner max test, naive</w:t>
+      </w:r>
+      <w:r>
+        <w:t xml:space="preserve"> </w:t>
+      </w:r>
+      <w:r>
+        <w:t xml:space="preserve">regression inflates significance 1.27–1.72-fold. China’s nature reserves cover</w:t>
+      </w:r>
+      <w:r>
+        <w:t xml:space="preserve"> </w:t>
+      </w:r>
+      <w:r>
+        <w:t xml:space="preserve">10.36% of the land but bring only 2.9% of species to the Kunming–Montreal</w:t>
+      </w:r>
+      <w:r>
+        <w:t xml:space="preserve"> </w:t>
+      </w:r>
+      <w:r>
+        <w:t xml:space="preserve">30%-of-range target, against 50.7% for an optimal layout of the same area. The</w:t>
+      </w:r>
+      <w:r>
+        <w:t xml:space="preserve"> </w:t>
+      </w:r>
+      <w:r>
+        <w:t xml:space="preserve">shortfall has a direction: large mammals are the best-protected trait end and</w:t>
+      </w:r>
+      <w:r>
+        <w:t xml:space="preserve"> </w:t>
+      </w:r>
+      <w:r>
+        <w:t xml:space="preserve">large reptiles the worst. We map the cells that close these gaps.</w:t>
       </w:r>
     </w:p>
     <w:p>
@@ -546,7 +427,7 @@
         <w:t xml:space="preserve"> </w:t>
       </w:r>
       <w:r>
-        <w:t xml:space="preserve">reptiles, and by vertical stratum use in mammals (Extended Data Fig. 21), so</w:t>
+        <w:t xml:space="preserve">reptiles, and by vertical stratum use in mammals (Extended Data Fig. 1), so</w:t>
       </w:r>
       <w:r>
         <w:t xml:space="preserve"> </w:t>
@@ -1084,7 +965,7 @@
         <w:t xml:space="preserve"> </w:t>
       </w:r>
       <w:r>
-        <w:t xml:space="preserve">conditions in advance (Supplementary Table S0).</w:t>
+        <w:t xml:space="preserve">conditions in advance (Supplementary Table 1).</w:t>
       </w:r>
     </w:p>
     <w:p>
@@ -1204,7 +1085,7 @@
         <w:t xml:space="preserve"> </w:t>
       </w:r>
       <w:r>
-        <w:t xml:space="preserve">filtering.</w:t>
+        <w:t xml:space="preserve">filtering (Fig. 1a).</w:t>
       </w:r>
       <w:r>
         <w:t xml:space="preserve"> </w:t>
@@ -1522,7 +1403,7 @@
         <w:t xml:space="preserve"> </w:t>
       </w:r>
       <w:r>
-        <w:t xml:space="preserve">amphibians in the assemblage matrix (2,837 species). Of these, 2,595 species</w:t>
+        <w:t xml:space="preserve">amphibians in the assemblage matrix (2,837 species; Fig. 1b–f). Of these, 2,595 species</w:t>
       </w:r>
       <w:r>
         <w:t xml:space="preserve"> </w:t>
@@ -1558,15 +1439,27 @@
         <w:t xml:space="preserve"> </w:t>
       </w:r>
       <w:r>
-        <w:t xml:space="preserve">by synonym matching; unmatched names are listed in Supplementary Table S3b–c.</w:t>
-      </w:r>
-    </w:p>
-    <w:p>
-      <w:pPr>
-        <w:pStyle w:val="BodyText"/>
-      </w:pPr>
-      <w:r>
-        <w:t xml:space="preserve">Assemblage metrics were computed only for cells holding ≥5 species of a class.</w:t>
+        <w:t xml:space="preserve">by synonym matching; unmatched names are listed in Supplementary Tables 2–3.</w:t>
+      </w:r>
+    </w:p>
+    <w:p>
+      <w:pPr>
+        <w:pStyle w:val="BodyText"/>
+      </w:pPr>
+      <w:r>
+        <w:t xml:space="preserve">Assemblage moments entering the driver models and trait maps were restricted to</w:t>
+      </w:r>
+      <w:r>
+        <w:t xml:space="preserve"> </w:t>
+      </w:r>
+      <w:r>
+        <w:t xml:space="preserve">cells holding ≥5 species of a class; functional-dispersion metrics, which need</w:t>
+      </w:r>
+      <w:r>
+        <w:t xml:space="preserve"> </w:t>
+      </w:r>
+      <w:r>
+        <w:t xml:space="preserve">only two, were computed wherever a class had at least two species.</w:t>
       </w:r>
       <w:r>
         <w:t xml:space="preserve"> </w:t>
@@ -1602,7 +1495,7 @@
         <w:t xml:space="preserve"> </w:t>
       </w:r>
       <w:r>
-        <w:t xml:space="preserve">assemblages rebuilt from GBIF occurrence records (Extended Data Figs 17–18),</w:t>
+        <w:t xml:space="preserve">assemblages rebuilt from GBIF occurrence records (Extended Data Figs 2–3),</w:t>
       </w:r>
       <w:r>
         <w:t xml:space="preserve"> </w:t>
@@ -1698,13 +1591,13 @@
         <w:t xml:space="preserve"> </w:t>
       </w:r>
       <w:r>
-        <w:t xml:space="preserve">— body mass for endotherms, body length</w:t>
-      </w:r>
-      <w:r>
-        <w:t xml:space="preserve"> </w:t>
-      </w:r>
-      <w:r>
-        <w:t xml:space="preserve">for ectotherms — because mixing mass and length makes</w:t>
+        <w:t xml:space="preserve">— body length for amphibians, body mass</w:t>
+      </w:r>
+      <w:r>
+        <w:t xml:space="preserve"> </w:t>
+      </w:r>
+      <w:r>
+        <w:t xml:space="preserve">for birds, mammals and reptiles — because mixing mass and length makes</w:t>
       </w:r>
       <w:r>
         <w:t xml:space="preserve"> </w:t>
@@ -1766,7 +1659,13 @@
         <w:t xml:space="preserve"> </w:t>
       </w:r>
       <w:r>
-        <w:t xml:space="preserve">is 0.7% imputed. Observed coverage is 100% for size, nocturnality,</w:t>
+        <w:t xml:space="preserve">is 0.7% imputed. Reptile body mass, by contrast, is only 0.2% inferred</w:t>
+      </w:r>
+      <w:r>
+        <w:t xml:space="preserve"> </w:t>
+      </w:r>
+      <w:r>
+        <w:t xml:space="preserve">(Extended Data Fig. 4), so mass is retained there. Observed coverage is 100% for size, nocturnality,</w:t>
       </w:r>
       <w:r>
         <w:t xml:space="preserve"> </w:t>
@@ -1780,7 +1679,7 @@
         <w:pStyle w:val="BodyText"/>
       </w:pPr>
       <w:r>
-        <w:t xml:space="preserve">Life-history coverage was audited before use (Supplementary Table 36).</w:t>
+        <w:t xml:space="preserve">Life-history coverage was audited before use (Supplementary Table 4).</w:t>
       </w:r>
       <w:r>
         <w:t xml:space="preserve"> </w:t>
@@ -1882,7 +1781,13 @@
         <w:t xml:space="preserve"> </w:t>
       </w:r>
       <w:r>
-        <w:t xml:space="preserve">into 145191 mm.</w:t>
+        <w:t xml:space="preserve">into 145191 mm. The resulting sexual-size-dimorphism</w:t>
+      </w:r>
+      <w:r>
+        <w:t xml:space="preserve"> </w:t>
+      </w:r>
+      <w:r>
+        <w:t xml:space="preserve">geography is reported in Extended Data Fig. 5.</w:t>
       </w:r>
     </w:p>
     <w:bookmarkEnd w:id="13"/>
@@ -2259,13 +2164,7 @@
         <w:t xml:space="preserve"> </w:t>
       </w:r>
       <w:r>
-        <w:t xml:space="preserve">construction, and the data-driven PCA is retained as a check (Extended Data</w:t>
-      </w:r>
-      <w:r>
-        <w:t xml:space="preserve"> </w:t>
-      </w:r>
-      <w:r>
-        <w:t xml:space="preserve">Fig. 21).</w:t>
+        <w:t xml:space="preserve">construction, and the data-driven PCA is retained as a check (Extended Data Fig. 1).</w:t>
       </w:r>
     </w:p>
     <w:bookmarkEnd w:id="15"/>
@@ -2349,13 +2248,7 @@
         <w:t xml:space="preserve"> </w:t>
       </w:r>
       <w:r>
-        <w:t xml:space="preserve">unique effect after the others are controlled (VIF ≤ 5.4; Supplementary Table</w:t>
-      </w:r>
-      <w:r>
-        <w:t xml:space="preserve"> </w:t>
-      </w:r>
-      <w:r>
-        <w:t xml:space="preserve">38b).</w:t>
+        <w:t xml:space="preserve">unique effect after the others are controlled (VIF ≤ 5.4; Supplementary Table 5).</w:t>
       </w:r>
     </w:p>
     <w:bookmarkEnd w:id="16"/>
@@ -2397,7 +2290,7 @@
         <w:t xml:space="preserve"> </w:t>
       </w:r>
       <w:r>
-        <w:t xml:space="preserve">Botta-Dukát 2005) on Gower distances. Standardised effect sizes used 999</w:t>
+        <w:t xml:space="preserve">Botta-Dukát 2005) on Gower distances (the class trait spaces are shown in Extended Data Fig. 6). Standardised effect sizes used 999</w:t>
       </w:r>
       <w:r>
         <w:t xml:space="preserve"> </w:t>
@@ -2455,7 +2348,13 @@
         <w:t xml:space="preserve"> </w:t>
       </w:r>
       <w:r>
-        <w:t xml:space="preserve">signal (Extended Data Fig. 8). The equiprobable null is retained as a</w:t>
+        <w:t xml:space="preserve">signal (Extended Data Fig. 7). The resulting standardised effects are mapped in</w:t>
+      </w:r>
+      <w:r>
+        <w:t xml:space="preserve"> </w:t>
+      </w:r>
+      <w:r>
+        <w:t xml:space="preserve">Extended Data Fig. 8, and the geography of assemblage trait variance in Extended Data Fig. 9. The equiprobable null is retained as a</w:t>
       </w:r>
       <w:r>
         <w:t xml:space="preserve"> </w:t>
@@ -2513,7 +2412,7 @@
         <w:t xml:space="preserve"> </w:t>
       </w:r>
       <w:r>
-        <w:t xml:space="preserve">reached 0.69, we</w:t>
+        <w:t xml:space="preserve">was 0.65–0.89 across the 36 main models (Extended Data Fig. 10; Supplementary Table 6), we</w:t>
       </w:r>
       <w:r>
         <w:t xml:space="preserve"> </w:t>
@@ -2638,7 +2537,19 @@
         <w:t xml:space="preserve">R</w:t>
       </w:r>
       <w:r>
-        <w:t xml:space="preserve">².</w:t>
+        <w:t xml:space="preserve">². The same</w:t>
+      </w:r>
+      <w:r>
+        <w:t xml:space="preserve"> </w:t>
+      </w:r>
+      <w:r>
+        <w:t xml:space="preserve">models fitted to all four moments of every trait give the full effect matrix in</w:t>
+      </w:r>
+      <w:r>
+        <w:t xml:space="preserve"> </w:t>
+      </w:r>
+      <w:r>
+        <w:t xml:space="preserve">Extended Data Fig. 11.</w:t>
       </w:r>
     </w:p>
     <w:bookmarkEnd w:id="18"/>
@@ -2705,7 +2616,13 @@
         <w:t xml:space="preserve"> </w:t>
       </w:r>
       <w:r>
-        <w:t xml:space="preserve">on the identical matrices to quantify their Type I inflation (Zelený 2018).</w:t>
+        <w:t xml:space="preserve">on the identical matrices to quantify their Type I inflation (Zelený 2018;</w:t>
+      </w:r>
+      <w:r>
+        <w:t xml:space="preserve"> </w:t>
+      </w:r>
+      <w:r>
+        <w:t xml:space="preserve">Extended Data Fig. 12).</w:t>
       </w:r>
     </w:p>
     <w:bookmarkEnd w:id="19"/>
@@ -2904,6 +2821,42 @@
         <w:t xml:space="preserve"> </w:t>
       </w:r>
       <w:r>
+        <w:t xml:space="preserve">Family-specific SAR models regress each family’s assemblage metrics on five</w:t>
+      </w:r>
+      <w:r>
+        <w:t xml:space="preserve"> </w:t>
+      </w:r>
+      <w:r>
+        <w:t xml:space="preserve">composite environmental axes — the first principal components of the thermal,</w:t>
+      </w:r>
+      <w:r>
+        <w:t xml:space="preserve"> </w:t>
+      </w:r>
+      <w:r>
+        <w:t xml:space="preserve">water, productivity, habitat-structure and human-pressure variable groups</w:t>
+      </w:r>
+      <w:r>
+        <w:t xml:space="preserve"> </w:t>
+      </w:r>
+      <w:r>
+        <w:t xml:space="preserve">(Extended Data Fig. 13) — rather than on the six named predictors used at the</w:t>
+      </w:r>
+      <w:r>
+        <w:t xml:space="preserve"> </w:t>
+      </w:r>
+      <w:r>
+        <w:t xml:space="preserve">grid-cell level. This is why coupling was also re-operationalised on the named</w:t>
+      </w:r>
+      <w:r>
+        <w:t xml:space="preserve"> </w:t>
+      </w:r>
+      <w:r>
+        <w:t xml:space="preserve">thermal variables (below).</w:t>
+      </w:r>
+      <w:r>
+        <w:t xml:space="preserve"> </w:t>
+      </w:r>
+      <w:r>
         <w:t xml:space="preserve">Families enter at ≥20 Chinese species and ≥100 occupied cells — both</w:t>
       </w:r>
       <w:r>
@@ -2973,7 +2926,7 @@
         <w:t xml:space="preserve"> </w:t>
       </w:r>
       <w:r>
-        <w:t xml:space="preserve">(Extended Data Fig. 1), and amphibian assemblage mass and length correlate only</w:t>
+        <w:t xml:space="preserve">(Extended Data Fig. 4), and amphibian assemblage mass and length correlate only</w:t>
       </w:r>
       <w:r>
         <w:t xml:space="preserve"> </w:t>
@@ -3013,7 +2966,7 @@
         <w:t xml:space="preserve"> </w:t>
       </w:r>
       <w:r>
-        <w:t xml:space="preserve">(Supplementary Table 19). Only the size response changes: the Gower distance</w:t>
+        <w:t xml:space="preserve">(Supplementary Table 7). Only the size response changes: the Gower distance</w:t>
       </w:r>
       <w:r>
         <w:t xml:space="preserve"> </w:t>
@@ -3092,7 +3045,19 @@
         <w:t xml:space="preserve"> </w:t>
       </w:r>
       <w:r>
-        <w:t xml:space="preserve">main models at a coarser grain.</w:t>
+        <w:t xml:space="preserve">main models at a coarser grain (Extended Data Fig. 14), the thermal contrast</w:t>
+      </w:r>
+      <w:r>
+        <w:t xml:space="preserve"> </w:t>
+      </w:r>
+      <w:r>
+        <w:t xml:space="preserve">was re-run leaving out each class in turn, and assemblage standardised effects</w:t>
+      </w:r>
+      <w:r>
+        <w:t xml:space="preserve"> </w:t>
+      </w:r>
+      <w:r>
+        <w:t xml:space="preserve">were recomputed from species with fully observed core traits only (Extended Data Fig. 15).</w:t>
       </w:r>
     </w:p>
     <w:bookmarkEnd w:id="21"/>
@@ -3225,7 +3190,7 @@
         <w:t xml:space="preserve"> </w:t>
       </w:r>
       <w:r>
-        <w:t xml:space="preserve">bins; sensitivity at 4–8 bins in Supplementary Table 41b). A greedy algorithm</w:t>
+        <w:t xml:space="preserve">bins; sensitivity at 4–8 bins in Supplementary Table 8). A greedy algorithm</w:t>
       </w:r>
       <w:r>
         <w:t xml:space="preserve"> </w:t>
@@ -3450,13 +3415,13 @@
         <w:t xml:space="preserve"> </w:t>
       </w:r>
       <w:r>
-        <w:t xml:space="preserve">(Fig. 2; Supplementary Table 37b). Their geographies do not coincide (Fig. 3),</w:t>
-      </w:r>
-      <w:r>
-        <w:t xml:space="preserve"> </w:t>
-      </w:r>
-      <w:r>
-        <w:t xml:space="preserve">and their trait–environment coefficient patterns differ (Fig. 4a). H1 is not</w:t>
+        <w:t xml:space="preserve">(Fig. 2; Supplementary Table 9). Their geographies do not coincide (Fig. 3),</w:t>
+      </w:r>
+      <w:r>
+        <w:t xml:space="preserve"> </w:t>
+      </w:r>
+      <w:r>
+        <w:t xml:space="preserve">the trait most strongly filtered in each cell is mapped in Extended Data Fig. 16, and their trait–environment coefficient patterns differ (Fig. 4a). H1 is not</w:t>
       </w:r>
       <w:r>
         <w:t xml:space="preserve"> </w:t>
@@ -3505,7 +3470,7 @@
         <w:t xml:space="preserve"> </w:t>
       </w:r>
       <w:r>
-        <w:t xml:space="preserve">most (−0.025) (Fig. 4c; Supplementary Table 39b). The routine</w:t>
+        <w:t xml:space="preserve">most (−0.025) (Fig. 4c; Supplementary Table 10). The routine</w:t>
       </w:r>
       <w:r>
         <w:t xml:space="preserve"> </w:t>
@@ -3622,13 +3587,19 @@
         <w:t xml:space="preserve"> </w:t>
       </w:r>
       <w:r>
-        <w:t xml:space="preserve">(Fig. 4b; Supplementary Table 39). Reptiles are the exception in both</w:t>
-      </w:r>
-      <w:r>
-        <w:t xml:space="preserve"> </w:t>
-      </w:r>
-      <w:r>
-        <w:t xml:space="preserve">directions: the lowest climate share and the highest human share.</w:t>
+        <w:t xml:space="preserve">(Fig. 4b; Supplementary Table 11). Reptiles are the exception in both</w:t>
+      </w:r>
+      <w:r>
+        <w:t xml:space="preserve"> </w:t>
+      </w:r>
+      <w:r>
+        <w:t xml:space="preserve">directions: the lowest climate share and the highest human share (trait</w:t>
+      </w:r>
+      <w:r>
+        <w:t xml:space="preserve"> </w:t>
+      </w:r>
+      <w:r>
+        <w:t xml:space="preserve">responses along the human-footprint gradient in Extended Data Fig. 17).</w:t>
       </w:r>
     </w:p>
     <w:p>
@@ -3658,13 +3629,7 @@
         <w:t xml:space="preserve"> </w:t>
       </w:r>
       <w:r>
-        <w:t xml:space="preserve">(Fig. 6; Supplementary</w:t>
-      </w:r>
-      <w:r>
-        <w:t xml:space="preserve"> </w:t>
-      </w:r>
-      <w:r>
-        <w:t xml:space="preserve">Table 38). Across the six hypotheses the ectotherm excess is 2.80 (human</w:t>
+        <w:t xml:space="preserve">(Fig. 4a; Supplementary Table 12). Across the six hypotheses the ectotherm excess is 2.80 (human</w:t>
       </w:r>
       <w:r>
         <w:t xml:space="preserve"> </w:t>
@@ -3740,7 +3705,7 @@
         <w:t xml:space="preserve"> </w:t>
       </w:r>
       <w:r>
-        <w:t xml:space="preserve">elevation range (Extended Data Fig. 22; Supplementary Table 45b).</w:t>
+        <w:t xml:space="preserve">elevation range (Extended Data Fig. 18; Supplementary Table 13).</w:t>
       </w:r>
     </w:p>
     <w:p>
@@ -3880,7 +3845,7 @@
         <w:t xml:space="preserve"> </w:t>
       </w:r>
       <w:r>
-        <w:t xml:space="preserve">endothermic families at the main threshold (</w:t>
+        <w:t xml:space="preserve">endothermic families (Fig. 5a,b) at the main threshold (</w:t>
       </w:r>
       <w:r>
         <w:rPr>
@@ -3953,13 +3918,7 @@
         <w:t xml:space="preserve"> </w:t>
       </w:r>
       <w:r>
-        <w:t xml:space="preserve">with noisier coupling estimates enter (Extended Data Fig. 23; Supplementary</w:t>
-      </w:r>
-      <w:r>
-        <w:t xml:space="preserve"> </w:t>
-      </w:r>
-      <w:r>
-        <w:t xml:space="preserve">Table 46b). An alternative operationalisation —</w:t>
+        <w:t xml:space="preserve">with noisier coupling estimates enter (Extended Data Fig. 19; Supplementary Table 14). An alternative operationalisation —</w:t>
       </w:r>
       <w:r>
         <w:t xml:space="preserve"> </w:t>
@@ -4002,7 +3961,7 @@
         <w:t xml:space="preserve"> </w:t>
       </w:r>
       <w:r>
-        <w:t xml:space="preserve">1.67, with the Wilcoxon test significant either way (Supplementary Table 19). We</w:t>
+        <w:t xml:space="preserve">1.67, with the Wilcoxon test significant either way (Supplementary Table 7). We</w:t>
       </w:r>
       <w:r>
         <w:t xml:space="preserve"> </w:t>
@@ -4207,19 +4166,31 @@
         <w:t xml:space="preserve"> </w:t>
       </w:r>
       <w:r>
-        <w:t xml:space="preserve">that could separate these — for example contrasting elevational with</w:t>
-      </w:r>
-      <w:r>
-        <w:t xml:space="preserve"> </w:t>
-      </w:r>
-      <w:r>
-        <w:t xml:space="preserve">latitudinal temperature gradients at matched heterogeneity — is beyond the</w:t>
-      </w:r>
-      <w:r>
-        <w:t xml:space="preserve"> </w:t>
-      </w:r>
-      <w:r>
-        <w:t xml:space="preserve">present data.</w:t>
+        <w:t xml:space="preserve">that could separate these — contrasting elevational with latitudinal</w:t>
+      </w:r>
+      <w:r>
+        <w:t xml:space="preserve"> </w:t>
+      </w:r>
+      <w:r>
+        <w:t xml:space="preserve">temperature gradients, which differ in how much non-thermal variation</w:t>
+      </w:r>
+      <w:r>
+        <w:t xml:space="preserve"> </w:t>
+      </w:r>
+      <w:r>
+        <w:t xml:space="preserve">accompanies a given change in temperature — is beyond the present data.</w:t>
+      </w:r>
+      <w:r>
+        <w:t xml:space="preserve"> </w:t>
+      </w:r>
+      <w:r>
+        <w:t xml:space="preserve">Matching the two on habitat heterogeneity would not achieve this, because</w:t>
+      </w:r>
+      <w:r>
+        <w:t xml:space="preserve"> </w:t>
+      </w:r>
+      <w:r>
+        <w:t xml:space="preserve">heterogeneity legitimately changes along elevation; it has to be a covariate.</w:t>
       </w:r>
     </w:p>
     <w:bookmarkEnd w:id="28"/>
@@ -4255,7 +4226,7 @@
         <w:t xml:space="preserve"> </w:t>
       </w:r>
       <w:r>
-        <w:t xml:space="preserve">(Fig. 5b; Supplementary Table 40b). Inflation is larger in ectotherms. Of the</w:t>
+        <w:t xml:space="preserve">(Fig. 6b; Supplementary Table 15). Inflation is larger in ectotherms. Of the</w:t>
       </w:r>
       <w:r>
         <w:t xml:space="preserve"> </w:t>
@@ -4279,7 +4250,7 @@
         <w:t xml:space="preserve"> </w:t>
       </w:r>
       <w:r>
-        <w:t xml:space="preserve">(Fig. 5; Supplementary Table 40c). Under SAR, 49.1% of the 216 coefficients are</w:t>
+        <w:t xml:space="preserve">(Fig. 6; Supplementary Table 16). Under SAR, 49.1% of the 216 coefficients are</w:t>
       </w:r>
       <w:r>
         <w:t xml:space="preserve"> </w:t>
@@ -4346,13 +4317,7 @@
         <w:t xml:space="preserve">R</w:t>
       </w:r>
       <w:r>
-        <w:t xml:space="preserve">² = 0.72–0.87 (Extended Data Fig. 24; Supplementary Tables 47b,</w:t>
-      </w:r>
-      <w:r>
-        <w:t xml:space="preserve"> </w:t>
-      </w:r>
-      <w:r>
-        <w:t xml:space="preserve">48). An unconstrained ordination therefore recovers the same gradients the</w:t>
+        <w:t xml:space="preserve">² = 0.72–0.87 (Extended Data Fig. 20; Supplementary Tables 17–18). An unconstrained ordination therefore recovers the same gradients the</w:t>
       </w:r>
       <w:r>
         <w:t xml:space="preserve"> </w:t>
@@ -4398,13 +4363,13 @@
         <w:t xml:space="preserve"> </w:t>
       </w:r>
       <w:r>
-        <w:t xml:space="preserve">(0.241), not birds–reptiles (0.588) (Fig. 7; Supplementary</w:t>
-      </w:r>
-      <w:r>
-        <w:t xml:space="preserve"> </w:t>
-      </w:r>
-      <w:r>
-        <w:t xml:space="preserve">Table 13). The conservation-relevant asymmetry is instead functional</w:t>
+        <w:t xml:space="preserve">(0.241), not birds–reptiles (0.588) (Fig. 7; Supplementary Table 19); cross-class correlation of functional</w:t>
+      </w:r>
+      <w:r>
+        <w:t xml:space="preserve"> </w:t>
+      </w:r>
+      <w:r>
+        <w:t xml:space="preserve">dispersion is likewise highest between the two endotherm classes (Extended Data Fig. 21). The conservation-relevant asymmetry is instead functional</w:t>
       </w:r>
       <w:r>
         <w:t xml:space="preserve"> </w:t>
@@ -4432,7 +4397,7 @@
         <w:t xml:space="preserve"> </w:t>
       </w:r>
       <w:r>
-        <w:t xml:space="preserve">in reptiles (Supplementary Table 20). In</w:t>
+        <w:t xml:space="preserve">in reptiles (Extended Data Fig. 22; Supplementary Table 20). In</w:t>
       </w:r>
       <w:r>
         <w:t xml:space="preserve"> </w:t>
@@ -4508,7 +4473,7 @@
         <w:t xml:space="preserve"> </w:t>
       </w:r>
       <w:r>
-        <w:t xml:space="preserve">(Supplementary Table 28). The ordering follows thermoregulatory mode: amphibian</w:t>
+        <w:t xml:space="preserve">(Extended Data Fig. 23; Supplementary Table 21). The ordering follows thermoregulatory mode: amphibian</w:t>
       </w:r>
       <w:r>
         <w:t xml:space="preserve"> </w:t>
@@ -4568,7 +4533,7 @@
         <w:t xml:space="preserve"> </w:t>
       </w:r>
       <w:r>
-        <w:t xml:space="preserve">(Supplementary Table 30). Consistent with this, only for mammals is assemblage</w:t>
+        <w:t xml:space="preserve">(Supplementary Table 22). Consistent with this, only for mammals is assemblage</w:t>
       </w:r>
       <w:r>
         <w:t xml:space="preserve"> </w:t>
@@ -4648,7 +4613,7 @@
         <w:t xml:space="preserve"> </w:t>
       </w:r>
       <w:r>
-        <w:t xml:space="preserve">of the same area reaches 50.7% and 48.0% (Fig. 8a,b; Supplementary Table 42).</w:t>
+        <w:t xml:space="preserve">of the same area reaches 50.7% and 48.0% (Fig. 8a,b; Supplementary Table 23).</w:t>
       </w:r>
       <w:r>
         <w:t xml:space="preserve"> </w:t>
@@ -4692,7 +4657,7 @@
         <w:t xml:space="preserve"> </w:t>
       </w:r>
       <w:r>
-        <w:t xml:space="preserve">versus 92.3%) (Supplementary Table 41). What matters at the 30% budget is</w:t>
+        <w:t xml:space="preserve">versus 92.3%) (Supplementary Table 24). What matters at the 30% budget is</w:t>
       </w:r>
       <w:r>
         <w:t xml:space="preserve"> </w:t>
@@ -4742,7 +4707,7 @@
         <w:t xml:space="preserve"> </w:t>
       </w:r>
       <w:r>
-        <w:t xml:space="preserve">(Fig. 8c; Supplementary Table 43). Slow-paced species are under-protected in</w:t>
+        <w:t xml:space="preserve">(Fig. 8c; Supplementary Table 25). Slow-paced species are under-protected in</w:t>
       </w:r>
       <w:r>
         <w:t xml:space="preserve"> </w:t>
@@ -4956,7 +4921,7 @@
         <w:t xml:space="preserve"> </w:t>
       </w:r>
       <w:r>
-        <w:t xml:space="preserve">(Extended Data Fig. 25; Supplementary Table 49). At the assemblage level the</w:t>
+        <w:t xml:space="preserve">(Extended Data Fig. 24; Supplementary Table 26). At the assemblage level the</w:t>
       </w:r>
       <w:r>
         <w:t xml:space="preserve"> </w:t>
@@ -5044,7 +5009,7 @@
         <w:t xml:space="preserve"> </w:t>
       </w:r>
       <w:r>
-        <w:t xml:space="preserve">(Supplementary Table 50). Reserves sit in remote cold high country, which is</w:t>
+        <w:t xml:space="preserve">(Supplementary Table 27). Reserves sit in remote cold high country, which is</w:t>
       </w:r>
       <w:r>
         <w:t xml:space="preserve"> </w:t>
@@ -5380,13 +5345,25 @@
         <w:t xml:space="preserve"> </w:t>
       </w:r>
       <w:r>
-        <w:t xml:space="preserve">temperature gradients at matched heterogeneity — is the experiment our result</w:t>
-      </w:r>
-      <w:r>
-        <w:t xml:space="preserve"> </w:t>
-      </w:r>
-      <w:r>
-        <w:t xml:space="preserve">sets up. Meanwhile the applied implication is not hostage to mechanism:</w:t>
+        <w:t xml:space="preserve">temperature gradients, contrasted by how much non-thermal variation accompanies</w:t>
+      </w:r>
+      <w:r>
+        <w:t xml:space="preserve"> </w:t>
+      </w:r>
+      <w:r>
+        <w:t xml:space="preserve">each — is the experiment our result sets up. Local coupling estimates, which</w:t>
+      </w:r>
+      <w:r>
+        <w:t xml:space="preserve"> </w:t>
+      </w:r>
+      <w:r>
+        <w:t xml:space="preserve">could in principle map where the asymmetry is strongest, are attenuated in</w:t>
+      </w:r>
+      <w:r>
+        <w:t xml:space="preserve"> </w:t>
+      </w:r>
+      <w:r>
+        <w:t xml:space="preserve">species-poor cells and are reported only as a diagnostic (Extended Data Fig. 25). Meanwhile the applied implication is not hostage to mechanism:</w:t>
       </w:r>
       <w:r>
         <w:t xml:space="preserve"> </w:t>
@@ -5901,13 +5878,7 @@
         <w:t xml:space="preserve"> </w:t>
       </w:r>
       <w:r>
-        <w:t xml:space="preserve">Supplementary</w:t>
-      </w:r>
-      <w:r>
-        <w:t xml:space="preserve"> </w:t>
-      </w:r>
-      <w:r>
-        <w:t xml:space="preserve">Table 36 gives observed fractions trait by trait; traits below 30% observed</w:t>
+        <w:t xml:space="preserve">Supplementary Table 4 gives observed fractions trait by trait; traits below 30% observed</w:t>
       </w:r>
       <w:r>
         <w:t xml:space="preserve"> </w:t>
@@ -6309,7 +6280,7 @@
         <w:t xml:space="preserve"> </w:t>
       </w:r>
       <w:r>
-        <w:t xml:space="preserve">class. Grey cells hold no species of that class.</w:t>
+        <w:t xml:space="preserve">class. Grey cells hold fewer than two species of that class; they are not absences.</w:t>
       </w:r>
     </w:p>
     <w:bookmarkEnd w:id="45"/>
@@ -6467,23 +6438,19 @@
         <w:t xml:space="preserve"> </w:t>
       </w:r>
       <w:r>
-        <w:t xml:space="preserve">one panel per class, with the Spearman correlation of the</w:t>
-      </w:r>
-      <w:r>
-        <w:t xml:space="preserve"> </w:t>
-      </w:r>
-      <w:r>
-        <w:rPr>
-          <w:i/>
-          <w:iCs/>
-        </w:rPr>
-        <w:t xml:space="preserve">residuals</w:t>
-      </w:r>
-      <w:r>
-        <w:t xml:space="preserve"> </w:t>
-      </w:r>
-      <w:r>
-        <w:t xml:space="preserve">against size shown.</w:t>
+        <w:t xml:space="preserve">one panel per class, with its raw Spearman correlation — strongly positive only in</w:t>
+      </w:r>
+      <w:r>
+        <w:t xml:space="preserve"> </w:t>
+      </w:r>
+      <w:r>
+        <w:t xml:space="preserve">reptiles (ρ = +0.67). The pace axis is the residual of this relationship, so it is</w:t>
+      </w:r>
+      <w:r>
+        <w:t xml:space="preserve"> </w:t>
+      </w:r>
+      <w:r>
+        <w:t xml:space="preserve">uncorrelated with size whatever the raw correlation.</w:t>
       </w:r>
     </w:p>
     <w:bookmarkEnd w:id="46"/>
@@ -6555,7 +6522,7 @@
         <w:t xml:space="preserve"> </w:t>
       </w:r>
       <w:r>
-        <w:t xml:space="preserve">from length (Extended Data Fig. 1). Because traits are standardised within class before the</w:t>
+        <w:t xml:space="preserve">from length (Extended Data Fig. 4). Because traits are standardised within class before the</w:t>
       </w:r>
       <w:r>
         <w:t xml:space="preserve"> </w:t>
@@ -6746,13 +6713,13 @@
       </w:r>
     </w:p>
     <w:bookmarkEnd w:id="48"/>
-    <w:bookmarkStart w:id="49" w:name="X237bab1f3d3721a9a02148c442013327d6e1b47"/>
+    <w:bookmarkStart w:id="49" w:name="X7806e1177b1962ed6838846918071773a3e99fb"/>
     <w:p>
       <w:pPr>
         <w:pStyle w:val="Heading3"/>
       </w:pPr>
       <w:r>
-        <w:t xml:space="preserve">Fig. 5 | Fourth-corner max test of trait–environment links</w:t>
+        <w:t xml:space="preserve">Fig. 5 | Endotherms and ectotherms differ in trait–environment coupling</w:t>
       </w:r>
     </w:p>
     <w:p>
@@ -6767,28 +6734,25 @@
         <w:t xml:space="preserve">a</w:t>
       </w:r>
       <w:r>
-        <w:t xml:space="preserve">, Signed fourth-corner statistic for every trait × predictor combination, by class. Dots</w:t>
-      </w:r>
-      <w:r>
-        <w:t xml:space="preserve"> </w:t>
-      </w:r>
-      <w:r>
-        <w:t xml:space="preserve">mark links that survive the max test (</w:t>
-      </w:r>
-      <w:r>
-        <w:rPr>
-          <w:rStyle w:val="VerbatimChar"/>
-        </w:rPr>
-        <w:t xml:space="preserve">modeltype = 6</w:t>
-      </w:r>
-      <w:r>
-        <w:t xml:space="preserve">, which permutes sites and species</w:t>
-      </w:r>
-      <w:r>
-        <w:t xml:space="preserve"> </w:t>
-      </w:r>
-      <w:r>
-        <w:t xml:space="preserve">independently and takes the larger of the two</w:t>
+        <w:t xml:space="preserve">, Coupling strength — the mean absolute standardised environmental effect — for each of</w:t>
+      </w:r>
+      <w:r>
+        <w:t xml:space="preserve"> </w:t>
+      </w:r>
+      <w:r>
+        <w:t xml:space="preserve">33 families that meet the inclusion thresholds (≥20 Chinese species and ≥100 occupied cells),</w:t>
+      </w:r>
+      <w:r>
+        <w:t xml:space="preserve"> </w:t>
+      </w:r>
+      <w:r>
+        <w:t xml:space="preserve">coloured by class, with boxes summarising the two thermoregulatory modes. Ectotherm families</w:t>
+      </w:r>
+      <w:r>
+        <w:t xml:space="preserve"> </w:t>
+      </w:r>
+      <w:r>
+        <w:t xml:space="preserve">are 1.72× more tightly coupled (Wilcoxon</w:t>
       </w:r>
       <w:r>
         <w:t xml:space="preserve"> </w:t>
@@ -6804,23 +6768,7 @@
         <w:t xml:space="preserve"> </w:t>
       </w:r>
       <w:r>
-        <w:t xml:space="preserve">values) at BH-adjusted</w:t>
-      </w:r>
-      <w:r>
-        <w:t xml:space="preserve"> </w:t>
-      </w:r>
-      <w:r>
-        <w:rPr>
-          <w:i/>
-          <w:iCs/>
-        </w:rPr>
-        <w:t xml:space="preserve">P</w:t>
-      </w:r>
-      <w:r>
-        <w:t xml:space="preserve"> </w:t>
-      </w:r>
-      <w:r>
-        <w:t xml:space="preserve">&lt; 0.05.</w:t>
+        <w:t xml:space="preserve">= 0.019).</w:t>
       </w:r>
       <w:r>
         <w:t xml:space="preserve"> </w:t>
@@ -6833,31 +6781,31 @@
         <w:t xml:space="preserve">b</w:t>
       </w:r>
       <w:r>
-        <w:t xml:space="preserve">, Percentage of tests declared significant by naive community-weighted-mean regression</w:t>
-      </w:r>
-      <w:r>
-        <w:t xml:space="preserve"> </w:t>
-      </w:r>
-      <w:r>
-        <w:t xml:space="preserve">against the max test. The naive test inflates significance because all sites share a single</w:t>
-      </w:r>
-      <w:r>
-        <w:t xml:space="preserve"> </w:t>
-      </w:r>
-      <w:r>
-        <w:t xml:space="preserve">trait vector, so residuals are not independent: 88.9–98.1% of links are called significant</w:t>
-      </w:r>
-      <w:r>
-        <w:t xml:space="preserve"> </w:t>
-      </w:r>
-      <w:r>
-        <w:t xml:space="preserve">naively against 53.7–75.9% under the valid test, an inflation of 1.27× (birds), 1.36×</w:t>
-      </w:r>
-      <w:r>
-        <w:t xml:space="preserve"> </w:t>
-      </w:r>
-      <w:r>
-        <w:t xml:space="preserve">(mammals), 1.55× (amphibians) and 1.72× (reptiles) — worst in the ectotherm classes.</w:t>
+        <w:t xml:space="preserve">, The same contrast resolved by</w:t>
+      </w:r>
+      <w:r>
+        <w:t xml:space="preserve"> </w:t>
+      </w:r>
+      <w:r>
+        <w:t xml:space="preserve">environmental axis. Ectotherm families have the higher mean coupling on all five</w:t>
+      </w:r>
+      <w:r>
+        <w:t xml:space="preserve"> </w:t>
+      </w:r>
+      <w:r>
+        <w:t xml:space="preserve">axes, by the smallest margin for water availability, where the two medians are</w:t>
+      </w:r>
+      <w:r>
+        <w:t xml:space="preserve"> </w:t>
+      </w:r>
+      <w:r>
+        <w:t xml:space="preserve">similar. Greyscale distinguishes the</w:t>
+      </w:r>
+      <w:r>
+        <w:t xml:space="preserve"> </w:t>
+      </w:r>
+      <w:r>
+        <w:t xml:space="preserve">thermoregulatory modes so that no colour means both a class and a mode within this figure.</w:t>
       </w:r>
       <w:r>
         <w:t xml:space="preserve"> </w:t>
@@ -6870,29 +6818,81 @@
         <w:t xml:space="preserve">c</w:t>
       </w:r>
       <w:r>
-        <w:t xml:space="preserve">, Links surviving the max test per predictor, separated into single traits and composite</w:t>
-      </w:r>
-      <w:r>
-        <w:t xml:space="preserve"> </w:t>
-      </w:r>
-      <w:r>
-        <w:t xml:space="preserve">axes and expressed as proportions because the two have different denominators (24 tests per</w:t>
-      </w:r>
-      <w:r>
-        <w:t xml:space="preserve"> </w:t>
-      </w:r>
-      <w:r>
-        <w:t xml:space="preserve">trait bar, 12 per axis bar).</w:t>
+        <w:t xml:space="preserve">, Family-level effect of thermal energy on the community-weighted mean of body mass</w:t>
+      </w:r>
+      <w:r>
+        <w:t xml:space="preserve"> </w:t>
+      </w:r>
+      <w:r>
+        <w:t xml:space="preserve">(point estimate ± 95% CI), the single strongest contrast. Body mass is used for all four</w:t>
+      </w:r>
+      <w:r>
+        <w:t xml:space="preserve"> </w:t>
+      </w:r>
+      <w:r>
+        <w:t xml:space="preserve">classes here so that the cross-class comparison concerns one named quantity; substituting</w:t>
+      </w:r>
+      <w:r>
+        <w:t xml:space="preserve"> </w:t>
+      </w:r>
+      <w:r>
+        <w:t xml:space="preserve">length for mass in amphibians — the only class where mass is mostly inferred — moves the</w:t>
+      </w:r>
+      <w:r>
+        <w:t xml:space="preserve"> </w:t>
+      </w:r>
+      <w:r>
+        <w:t xml:space="preserve">overall ratio from 1.72 to 1.67 and the thermal ratio from 1.79 to 1.77 (Supplementary Table 7).</w:t>
+      </w:r>
+    </w:p>
+    <w:p>
+      <w:pPr>
+        <w:pStyle w:val="BodyText"/>
+      </w:pPr>
+      <w:r>
+        <w:rPr>
+          <w:i/>
+          <w:iCs/>
+        </w:rPr>
+        <w:t xml:space="preserve">Families are the replicate unit because classes provide only two replicates per</w:t>
+      </w:r>
+      <w:r>
+        <w:rPr>
+          <w:i/>
+          <w:iCs/>
+        </w:rPr>
+        <w:t xml:space="preserve"> </w:t>
+      </w:r>
+      <w:r>
+        <w:rPr>
+          <w:i/>
+          <w:iCs/>
+        </w:rPr>
+        <w:t xml:space="preserve">thermoregulatory mode and grid cells are pseudoreplicated. Estimates come from</w:t>
+      </w:r>
+      <w:r>
+        <w:rPr>
+          <w:i/>
+          <w:iCs/>
+        </w:rPr>
+        <w:t xml:space="preserve"> </w:t>
+      </w:r>
+      <w:r>
+        <w:rPr>
+          <w:i/>
+          <w:iCs/>
+        </w:rPr>
+        <w:t xml:space="preserve">family-specific spatial autoregressive error models on the 50-km grid.</w:t>
       </w:r>
     </w:p>
     <w:bookmarkEnd w:id="49"/>
-    <w:bookmarkStart w:id="50" w:name="Xe44754630882498a06de9e17f13b3d6d12e3558"/>
+    <w:bookmarkStart w:id="50" w:name="X4f0efc32b458e4d7636ddcee2bdb8f033663a77"/>
     <w:p>
       <w:pPr>
         <w:pStyle w:val="Heading3"/>
       </w:pPr>
       <w:r>
-        <w:t xml:space="preserve">Fig. 6 | Endotherms and ectotherms differ in trait–environment coupling</w:t>
+        <w:t xml:space="preserve">Fig. 6 | Fourth-corner max test of trait–environment links</w:t>
       </w:r>
     </w:p>
     <w:p>
@@ -6907,25 +6907,28 @@
         <w:t xml:space="preserve">a</w:t>
       </w:r>
       <w:r>
-        <w:t xml:space="preserve">, Coupling strength — the mean absolute standardised environmental effect — for each of</w:t>
-      </w:r>
-      <w:r>
-        <w:t xml:space="preserve"> </w:t>
-      </w:r>
-      <w:r>
-        <w:t xml:space="preserve">33 families that meet the inclusion thresholds (≥20 Chinese species and ≥100 occupied cells),</w:t>
-      </w:r>
-      <w:r>
-        <w:t xml:space="preserve"> </w:t>
-      </w:r>
-      <w:r>
-        <w:t xml:space="preserve">coloured by class, with boxes summarising the two thermoregulatory modes. Ectotherm families</w:t>
-      </w:r>
-      <w:r>
-        <w:t xml:space="preserve"> </w:t>
-      </w:r>
-      <w:r>
-        <w:t xml:space="preserve">are 1.72× more tightly coupled (Wilcoxon</w:t>
+        <w:t xml:space="preserve">, Signed fourth-corner statistic for every trait × predictor combination, by class. Dots</w:t>
+      </w:r>
+      <w:r>
+        <w:t xml:space="preserve"> </w:t>
+      </w:r>
+      <w:r>
+        <w:t xml:space="preserve">mark links that survive the max test (</w:t>
+      </w:r>
+      <w:r>
+        <w:rPr>
+          <w:rStyle w:val="VerbatimChar"/>
+        </w:rPr>
+        <w:t xml:space="preserve">modeltype = 6</w:t>
+      </w:r>
+      <w:r>
+        <w:t xml:space="preserve">, which permutes sites and species</w:t>
+      </w:r>
+      <w:r>
+        <w:t xml:space="preserve"> </w:t>
+      </w:r>
+      <w:r>
+        <w:t xml:space="preserve">independently and takes the larger of the two</w:t>
       </w:r>
       <w:r>
         <w:t xml:space="preserve"> </w:t>
@@ -6941,7 +6944,23 @@
         <w:t xml:space="preserve"> </w:t>
       </w:r>
       <w:r>
-        <w:t xml:space="preserve">= 0.019).</w:t>
+        <w:t xml:space="preserve">values) at BH-adjusted</w:t>
+      </w:r>
+      <w:r>
+        <w:t xml:space="preserve"> </w:t>
+      </w:r>
+      <w:r>
+        <w:rPr>
+          <w:i/>
+          <w:iCs/>
+        </w:rPr>
+        <w:t xml:space="preserve">P</w:t>
+      </w:r>
+      <w:r>
+        <w:t xml:space="preserve"> </w:t>
+      </w:r>
+      <w:r>
+        <w:t xml:space="preserve">&lt; 0.05.</w:t>
       </w:r>
       <w:r>
         <w:t xml:space="preserve"> </w:t>
@@ -6954,19 +6973,31 @@
         <w:t xml:space="preserve">b</w:t>
       </w:r>
       <w:r>
-        <w:t xml:space="preserve">, The same contrast resolved by</w:t>
-      </w:r>
-      <w:r>
-        <w:t xml:space="preserve"> </w:t>
-      </w:r>
-      <w:r>
-        <w:t xml:space="preserve">environmental axis; ectotherms exceed endotherms on every axis. Greyscale distinguishes the</w:t>
-      </w:r>
-      <w:r>
-        <w:t xml:space="preserve"> </w:t>
-      </w:r>
-      <w:r>
-        <w:t xml:space="preserve">thermoregulatory modes so that no colour means both a class and a mode within this figure.</w:t>
+        <w:t xml:space="preserve">, Percentage of tests declared significant by naive community-weighted-mean regression</w:t>
+      </w:r>
+      <w:r>
+        <w:t xml:space="preserve"> </w:t>
+      </w:r>
+      <w:r>
+        <w:t xml:space="preserve">against the max test. The naive test inflates significance because all sites share a single</w:t>
+      </w:r>
+      <w:r>
+        <w:t xml:space="preserve"> </w:t>
+      </w:r>
+      <w:r>
+        <w:t xml:space="preserve">trait vector, so residuals are not independent: 88.9–98.1% of links are called significant</w:t>
+      </w:r>
+      <w:r>
+        <w:t xml:space="preserve"> </w:t>
+      </w:r>
+      <w:r>
+        <w:t xml:space="preserve">naively against 53.7–75.9% under the valid test, an inflation of 1.27× (birds), 1.36×</w:t>
+      </w:r>
+      <w:r>
+        <w:t xml:space="preserve"> </w:t>
+      </w:r>
+      <w:r>
+        <w:t xml:space="preserve">(mammals), 1.55× (amphibians) and 1.72× (reptiles) — worst in the ectotherm classes.</w:t>
       </w:r>
       <w:r>
         <w:t xml:space="preserve"> </w:t>
@@ -6979,77 +7010,19 @@
         <w:t xml:space="preserve">c</w:t>
       </w:r>
       <w:r>
-        <w:t xml:space="preserve">, Family-level effect of thermal energy on the community-weighted mean of body mass</w:t>
-      </w:r>
-      <w:r>
-        <w:t xml:space="preserve"> </w:t>
-      </w:r>
-      <w:r>
-        <w:t xml:space="preserve">(point estimate ± 95% CI), the single strongest contrast. Body mass is used for all four</w:t>
-      </w:r>
-      <w:r>
-        <w:t xml:space="preserve"> </w:t>
-      </w:r>
-      <w:r>
-        <w:t xml:space="preserve">classes here so that the cross-class comparison concerns one named quantity; substituting</w:t>
-      </w:r>
-      <w:r>
-        <w:t xml:space="preserve"> </w:t>
-      </w:r>
-      <w:r>
-        <w:t xml:space="preserve">length for mass in amphibians — the only class where mass is mostly inferred — moves the</w:t>
-      </w:r>
-      <w:r>
-        <w:t xml:space="preserve"> </w:t>
-      </w:r>
-      <w:r>
-        <w:t xml:space="preserve">overall ratio from 1.72 to 1.67 and the thermal ratio from 1.79 to 1.77 (Supplementary</w:t>
-      </w:r>
-      <w:r>
-        <w:t xml:space="preserve"> </w:t>
-      </w:r>
-      <w:r>
-        <w:t xml:space="preserve">Table 19).</w:t>
-      </w:r>
-    </w:p>
-    <w:p>
-      <w:pPr>
-        <w:pStyle w:val="BodyText"/>
-      </w:pPr>
-      <w:r>
-        <w:rPr>
-          <w:i/>
-          <w:iCs/>
-        </w:rPr>
-        <w:t xml:space="preserve">Families are the replicate unit because classes provide only two replicates per</w:t>
-      </w:r>
-      <w:r>
-        <w:rPr>
-          <w:i/>
-          <w:iCs/>
-        </w:rPr>
-        <w:t xml:space="preserve"> </w:t>
-      </w:r>
-      <w:r>
-        <w:rPr>
-          <w:i/>
-          <w:iCs/>
-        </w:rPr>
-        <w:t xml:space="preserve">thermoregulatory mode and grid cells are pseudoreplicated. Estimates come from</w:t>
-      </w:r>
-      <w:r>
-        <w:rPr>
-          <w:i/>
-          <w:iCs/>
-        </w:rPr>
-        <w:t xml:space="preserve"> </w:t>
-      </w:r>
-      <w:r>
-        <w:rPr>
-          <w:i/>
-          <w:iCs/>
-        </w:rPr>
-        <w:t xml:space="preserve">family-specific spatial autoregressive error models on the 50-km grid.</w:t>
+        <w:t xml:space="preserve">, Links surviving the max test per predictor, separated into single traits and composite</w:t>
+      </w:r>
+      <w:r>
+        <w:t xml:space="preserve"> </w:t>
+      </w:r>
+      <w:r>
+        <w:t xml:space="preserve">axes and expressed as proportions because the two have different denominators (24 tests per</w:t>
+      </w:r>
+      <w:r>
+        <w:t xml:space="preserve"> </w:t>
+      </w:r>
+      <w:r>
+        <w:t xml:space="preserve">trait bar, 12 per axis bar).</w:t>
       </w:r>
     </w:p>
     <w:bookmarkEnd w:id="50"/>
@@ -7192,13 +7165,25 @@
         <w:t xml:space="preserve"> </w:t>
       </w:r>
       <w:r>
-        <w:t xml:space="preserve">each region an interpretable trait signature. Amphibians are omitted because too few cells</w:t>
-      </w:r>
-      <w:r>
-        <w:t xml:space="preserve"> </w:t>
-      </w:r>
-      <w:r>
-        <w:t xml:space="preserve">pass the five-species threshold for a stable partition (Fig. 3).</w:t>
+        <w:t xml:space="preserve">each region an interpretable trait signature. Amphibians are omitted: two of the six traits in</w:t>
+      </w:r>
+      <w:r>
+        <w:t xml:space="preserve"> </w:t>
+      </w:r>
+      <w:r>
+        <w:t xml:space="preserve">the profile, body mass and nocturnality, are observed for only 8% and 11% of</w:t>
+      </w:r>
+      <w:r>
+        <w:t xml:space="preserve"> </w:t>
+      </w:r>
+      <w:r>
+        <w:t xml:space="preserve">amphibian species (Supplementary Table 28), so an amphibian partition would</w:t>
+      </w:r>
+      <w:r>
+        <w:t xml:space="preserve"> </w:t>
+      </w:r>
+      <w:r>
+        <w:t xml:space="preserve">largely reflect imputed values.</w:t>
       </w:r>
     </w:p>
     <w:bookmarkEnd w:id="51"/>
@@ -7317,7 +7302,19 @@
         <w:t xml:space="preserve"> </w:t>
       </w:r>
       <w:r>
-        <w:t xml:space="preserve">(+0.283) and reptiles (−0.308); slow pace and broad niche are under-protected consistently.</w:t>
+        <w:t xml:space="preserve">(+0.283) and reptiles (−0.308). Slow pace is under-protected in mammals and</w:t>
+      </w:r>
+      <w:r>
+        <w:t xml:space="preserve"> </w:t>
+      </w:r>
+      <w:r>
+        <w:t xml:space="preserve">amphibians; broad niches are under-protected in mammals and amphibians but better</w:t>
+      </w:r>
+      <w:r>
+        <w:t xml:space="preserve"> </w:t>
+      </w:r>
+      <w:r>
+        <w:t xml:space="preserve">protected in reptiles (+0.211).</w:t>
       </w:r>
       <w:r>
         <w:t xml:space="preserve"> </w:t>
@@ -7420,72 +7417,29 @@
           <w:b/>
           <w:bCs/>
         </w:rPr>
-        <w:t xml:space="preserve">ED 1 | Trait coverage and imputation.</w:t>
-      </w:r>
-      <w:r>
-        <w:t xml:space="preserve"> </w:t>
+        <w:t xml:space="preserve">ED 1 | Data-driven trait axes retained as a check on the</w:t>
       </w:r>
       <w:r>
         <w:rPr>
           <w:b/>
           <w:bCs/>
         </w:rPr>
-        <w:t xml:space="preserve">a</w:t>
-      </w:r>
-      <w:r>
-        <w:t xml:space="preserve">, Observed coverage of each core and extended</w:t>
-      </w:r>
-      <w:r>
-        <w:t xml:space="preserve"> </w:t>
-      </w:r>
-      <w:r>
-        <w:t xml:space="preserve">trait before imputation.</w:t>
-      </w:r>
-      <w:r>
         <w:t xml:space="preserve"> </w:t>
       </w:r>
       <w:r>
         <w:rPr>
           <w:b/>
           <w:bCs/>
-        </w:rPr>
-        <w:t xml:space="preserve">b</w:t>
-      </w:r>
-      <w:r>
-        <w:t xml:space="preserve">, Assignment of traits to the core set (complete in all four</w:t>
-      </w:r>
-      <w:r>
-        <w:t xml:space="preserve"> </w:t>
-      </w:r>
-      <w:r>
-        <w:t xml:space="preserve">classes), the extended set (birds, mammals and reptiles only) and the excluded set</w:t>
-      </w:r>
-      <w:r>
-        <w:t xml:space="preserve"> </w:t>
-      </w:r>
-      <w:r>
-        <w:t xml:space="preserve">(data-deficient).</w:t>
-      </w:r>
-      <w:r>
-        <w:t xml:space="preserve"> </w:t>
+          <w:i/>
+          <w:iCs/>
+        </w:rPr>
+        <w:t xml:space="preserve">a priori</w:t>
       </w:r>
       <w:r>
         <w:rPr>
           <w:b/>
           <w:bCs/>
         </w:rPr>
-        <w:t xml:space="preserve">c</w:t>
-      </w:r>
-      <w:r>
-        <w:t xml:space="preserve">, Values already imputed upstream by TetrapodTraits, using the flags</w:t>
-      </w:r>
-      <w:r>
-        <w:t xml:space="preserve"> </w:t>
-      </w:r>
-      <w:r>
-        <w:t xml:space="preserve">supplied there — including the 74.7% of amphibian body masses derived allometrically.</w:t>
-      </w:r>
-      <w:r>
         <w:t xml:space="preserve"> </w:t>
       </w:r>
       <w:r>
@@ -7493,16 +7447,38 @@
           <w:b/>
           <w:bCs/>
         </w:rPr>
-        <w:t xml:space="preserve">d</w:t>
-      </w:r>
-      <w:r>
-        <w:t xml:space="preserve">, Out-of-bag error of the missForest imputation, which included the ten leading</w:t>
-      </w:r>
-      <w:r>
-        <w:t xml:space="preserve"> </w:t>
-      </w:r>
-      <w:r>
-        <w:t xml:space="preserve">phylogenetic eigenvectors as predictors.</w:t>
+        <w:t xml:space="preserve">axes.</w:t>
+      </w:r>
+      <w:r>
+        <w:t xml:space="preserve"> </w:t>
+      </w:r>
+      <w:r>
+        <w:t xml:space="preserve">Free</w:t>
+      </w:r>
+      <w:r>
+        <w:t xml:space="preserve"> </w:t>
+      </w:r>
+      <w:r>
+        <w:t xml:space="preserve">within-class principal components, shown to document how far the leading data-driven axis</w:t>
+      </w:r>
+      <w:r>
+        <w:t xml:space="preserve"> </w:t>
+      </w:r>
+      <w:r>
+        <w:t xml:space="preserve">differs in meaning between classes, which is the reason the main analysis fixes the axes</w:t>
+      </w:r>
+      <w:r>
+        <w:t xml:space="preserve"> </w:t>
+      </w:r>
+      <w:r>
+        <w:rPr>
+          <w:i/>
+          <w:iCs/>
+        </w:rPr>
+        <w:t xml:space="preserve">a priori</w:t>
+      </w:r>
+      <w:r>
+        <w:t xml:space="preserve">.</w:t>
       </w:r>
     </w:p>
     <w:p>
@@ -7514,25 +7490,31 @@
           <w:b/>
           <w:bCs/>
         </w:rPr>
-        <w:t xml:space="preserve">ED 2 | Trait space and its principal coordinates.</w:t>
-      </w:r>
-      <w:r>
-        <w:t xml:space="preserve"> </w:t>
-      </w:r>
-      <w:r>
-        <w:t xml:space="preserve">Principal-coordinate ordination of the</w:t>
-      </w:r>
-      <w:r>
-        <w:t xml:space="preserve"> </w:t>
-      </w:r>
-      <w:r>
-        <w:t xml:space="preserve">Gower distance among the core traits, one panel per class. Arrows are trait–axis correlations;</w:t>
-      </w:r>
-      <w:r>
-        <w:t xml:space="preserve"> </w:t>
-      </w:r>
-      <w:r>
-        <w:t xml:space="preserve">percentages are variance explained.</w:t>
+        <w:t xml:space="preserve">ED 2 | Occurrence records versus expert range maps.</w:t>
+      </w:r>
+      <w:r>
+        <w:t xml:space="preserve"> </w:t>
+      </w:r>
+      <w:r>
+        <w:t xml:space="preserve">Chao sample coverage per cell from</w:t>
+      </w:r>
+      <w:r>
+        <w:t xml:space="preserve"> </w:t>
+      </w:r>
+      <w:r>
+        <w:t xml:space="preserve">GBIF/eBird records; richness from occurrences against richness from range maps; and the</w:t>
+      </w:r>
+      <w:r>
+        <w:t xml:space="preserve"> </w:t>
+      </w:r>
+      <w:r>
+        <w:t xml:space="preserve">standardised effect of human pressure on assemblage metrics fitted to range-map assemblages,</w:t>
+      </w:r>
+      <w:r>
+        <w:t xml:space="preserve"> </w:t>
+      </w:r>
+      <w:r>
+        <w:t xml:space="preserve">occurrence assemblages, and occurrence assemblages with coverage as a covariate.</w:t>
       </w:r>
     </w:p>
     <w:p>
@@ -7544,31 +7526,31 @@
           <w:b/>
           <w:bCs/>
         </w:rPr>
-        <w:t xml:space="preserve">ED 3 | Environmental predictors and their axes.</w:t>
-      </w:r>
-      <w:r>
-        <w:t xml:space="preserve"> </w:t>
-      </w:r>
-      <w:r>
-        <w:t xml:space="preserve">Loadings of individual variables on each</w:t>
-      </w:r>
-      <w:r>
-        <w:t xml:space="preserve"> </w:t>
-      </w:r>
-      <w:r>
-        <w:t xml:space="preserve">ecological axis, the spatial pattern of each axis on the 50-km grid, and the correlations</w:t>
-      </w:r>
-      <w:r>
-        <w:t xml:space="preserve"> </w:t>
-      </w:r>
-      <w:r>
-        <w:t xml:space="preserve">among axes confirming that axis construction removed the collinearity present among the raw</w:t>
-      </w:r>
-      <w:r>
-        <w:t xml:space="preserve"> </w:t>
-      </w:r>
-      <w:r>
-        <w:t xml:space="preserve">variables.</w:t>
+        <w:t xml:space="preserve">ED 3 | Occurrence-based assemblages for all four classes.</w:t>
+      </w:r>
+      <w:r>
+        <w:t xml:space="preserve"> </w:t>
+      </w:r>
+      <w:r>
+        <w:t xml:space="preserve">Chao coverage per class, and</w:t>
+      </w:r>
+      <w:r>
+        <w:t xml:space="preserve"> </w:t>
+      </w:r>
+      <w:r>
+        <w:t xml:space="preserve">the human-pressure effect under four settings, including the decisive</w:t>
+      </w:r>
+      <w:r>
+        <w:t xml:space="preserve"> </w:t>
+      </w:r>
+      <w:r>
+        <w:t xml:space="preserve">“range map, same cells”</w:t>
+      </w:r>
+      <w:r>
+        <w:t xml:space="preserve"> </w:t>
+      </w:r>
+      <w:r>
+        <w:t xml:space="preserve">control that separates a data-source effect from a cell-selection effect.</w:t>
       </w:r>
     </w:p>
     <w:p>
@@ -7580,245 +7562,89 @@
           <w:b/>
           <w:bCs/>
         </w:rPr>
-        <w:t xml:space="preserve">ED 4 | Spatial model diagnostics.</w:t>
-      </w:r>
-      <w:r>
-        <w:t xml:space="preserve"> </w:t>
-      </w:r>
-      <w:r>
-        <w:t xml:space="preserve">Moran’s</w:t>
-      </w:r>
-      <w:r>
-        <w:t xml:space="preserve"> </w:t>
-      </w:r>
-      <w:r>
-        <w:rPr>
-          <w:i/>
-          <w:iCs/>
-        </w:rPr>
-        <w:t xml:space="preserve">I</w:t>
-      </w:r>
-      <w:r>
-        <w:t xml:space="preserve"> </w:t>
-      </w:r>
-      <w:r>
-        <w:t xml:space="preserve">of ordinary-least-squares residuals (up to</w:t>
-      </w:r>
-      <w:r>
-        <w:t xml:space="preserve"> </w:t>
-      </w:r>
-      <w:r>
-        <w:t xml:space="preserve">0.69, significant in every model, which is why spatial models are required); the fitted</w:t>
-      </w:r>
-      <w:r>
-        <w:t xml:space="preserve"> </w:t>
-      </w:r>
-      <w:r>
-        <w:t xml:space="preserve">autoregressive parameter λ; and the AIC improvement over ordinary least squares. Residual</w:t>
-      </w:r>
-      <w:r>
-        <w:t xml:space="preserve"> </w:t>
-      </w:r>
-      <w:r>
-        <w:t xml:space="preserve">Moran’s</w:t>
-      </w:r>
-      <w:r>
-        <w:t xml:space="preserve"> </w:t>
-      </w:r>
-      <w:r>
-        <w:rPr>
-          <w:i/>
-          <w:iCs/>
-        </w:rPr>
-        <w:t xml:space="preserve">I</w:t>
-      </w:r>
-      <w:r>
-        <w:t xml:space="preserve"> </w:t>
-      </w:r>
-      <w:r>
-        <w:t xml:space="preserve">after correction falls to −0.055 to 0.016.</w:t>
-      </w:r>
-    </w:p>
-    <w:p>
-      <w:pPr>
-        <w:pStyle w:val="BodyText"/>
-      </w:pPr>
+        <w:t xml:space="preserve">ED 4 | Trait coverage and imputation.</w:t>
+      </w:r>
+      <w:r>
+        <w:t xml:space="preserve"> </w:t>
+      </w:r>
       <w:r>
         <w:rPr>
           <w:b/>
           <w:bCs/>
         </w:rPr>
-        <w:t xml:space="preserve">ED 5 | Full trait-by-predictor effect matrix.</w:t>
-      </w:r>
-      <w:r>
-        <w:t xml:space="preserve"> </w:t>
-      </w:r>
-      <w:r>
-        <w:t xml:space="preserve">Standardised effects of every predictor on</w:t>
-      </w:r>
-      <w:r>
-        <w:t xml:space="preserve"> </w:t>
-      </w:r>
-      <w:r>
-        <w:t xml:space="preserve">every moment (mean, variance, skewness, kurtosis) of every analysed trait, by class. Dots mark</w:t>
-      </w:r>
-      <w:r>
-        <w:t xml:space="preserve"> </w:t>
-      </w:r>
-      <w:r>
-        <w:t xml:space="preserve">BH-adjusted</w:t>
-      </w:r>
-      <w:r>
-        <w:t xml:space="preserve"> </w:t>
-      </w:r>
-      <w:r>
-        <w:rPr>
-          <w:i/>
-          <w:iCs/>
-        </w:rPr>
-        <w:t xml:space="preserve">P</w:t>
-      </w:r>
-      <w:r>
-        <w:t xml:space="preserve"> </w:t>
-      </w:r>
-      <w:r>
-        <w:t xml:space="preserve">&lt; 0.05.</w:t>
-      </w:r>
-    </w:p>
-    <w:p>
-      <w:pPr>
-        <w:pStyle w:val="BodyText"/>
-      </w:pPr>
+        <w:t xml:space="preserve">a</w:t>
+      </w:r>
+      <w:r>
+        <w:t xml:space="preserve">, Observed coverage of each core and extended</w:t>
+      </w:r>
+      <w:r>
+        <w:t xml:space="preserve"> </w:t>
+      </w:r>
+      <w:r>
+        <w:t xml:space="preserve">trait before imputation.</w:t>
+      </w:r>
+      <w:r>
+        <w:t xml:space="preserve"> </w:t>
+      </w:r>
       <w:r>
         <w:rPr>
           <w:b/>
           <w:bCs/>
         </w:rPr>
-        <w:t xml:space="preserve">ED 6 | Type I error inflation of naive CWM regression.</w:t>
-      </w:r>
-      <w:r>
-        <w:t xml:space="preserve"> </w:t>
-      </w:r>
-      <w:r>
-        <w:t xml:space="preserve">Fourth-corner statistics by class;</w:t>
-      </w:r>
-      <w:r>
-        <w:t xml:space="preserve"> </w:t>
-      </w:r>
-      <w:r>
-        <w:t xml:space="preserve">naive against max-test</w:t>
-      </w:r>
-      <w:r>
-        <w:t xml:space="preserve"> </w:t>
-      </w:r>
-      <w:r>
-        <w:rPr>
-          <w:i/>
-          <w:iCs/>
-        </w:rPr>
-        <w:t xml:space="preserve">P</w:t>
-      </w:r>
-      <w:r>
-        <w:t xml:space="preserve"> </w:t>
-      </w:r>
-      <w:r>
-        <w:t xml:space="preserve">values, where points in the lower-right quadrant are links the</w:t>
-      </w:r>
-      <w:r>
-        <w:t xml:space="preserve"> </w:t>
-      </w:r>
-      <w:r>
-        <w:t xml:space="preserve">naive test calls significant and the valid test does not; and the resulting inflation ratio.</w:t>
-      </w:r>
-    </w:p>
-    <w:p>
-      <w:pPr>
-        <w:pStyle w:val="BodyText"/>
-      </w:pPr>
+        <w:t xml:space="preserve">b</w:t>
+      </w:r>
+      <w:r>
+        <w:t xml:space="preserve">, Assignment of traits to the core set (complete in all four</w:t>
+      </w:r>
+      <w:r>
+        <w:t xml:space="preserve"> </w:t>
+      </w:r>
+      <w:r>
+        <w:t xml:space="preserve">classes), the extended set (birds, mammals and reptiles only) and the excluded set</w:t>
+      </w:r>
+      <w:r>
+        <w:t xml:space="preserve"> </w:t>
+      </w:r>
+      <w:r>
+        <w:t xml:space="preserve">(data-deficient).</w:t>
+      </w:r>
+      <w:r>
+        <w:t xml:space="preserve"> </w:t>
+      </w:r>
       <w:r>
         <w:rPr>
           <w:b/>
           <w:bCs/>
         </w:rPr>
-        <w:t xml:space="preserve">ED 7 | Robustness to grain: 100 km results.</w:t>
-      </w:r>
-      <w:r>
-        <w:t xml:space="preserve"> </w:t>
-      </w:r>
-      <w:r>
-        <w:t xml:space="preserve">The main assemblage results replicated on the</w:t>
-      </w:r>
-      <w:r>
-        <w:t xml:space="preserve"> </w:t>
-      </w:r>
-      <w:r>
-        <w:t xml:space="preserve">100-km grid, with a cell-wise comparison between grains exploiting the exact nesting of the</w:t>
-      </w:r>
-      <w:r>
-        <w:t xml:space="preserve"> </w:t>
-      </w:r>
-      <w:r>
-        <w:t xml:space="preserve">50-km grid within the 100-km grid.</w:t>
-      </w:r>
-    </w:p>
-    <w:p>
-      <w:pPr>
-        <w:pStyle w:val="BodyText"/>
-      </w:pPr>
+        <w:t xml:space="preserve">c</w:t>
+      </w:r>
+      <w:r>
+        <w:t xml:space="preserve">, Values already imputed upstream by TetrapodTraits, using the flags</w:t>
+      </w:r>
+      <w:r>
+        <w:t xml:space="preserve"> </w:t>
+      </w:r>
+      <w:r>
+        <w:t xml:space="preserve">supplied there — including the 74.7% of amphibian body masses derived allometrically.</w:t>
+      </w:r>
+      <w:r>
+        <w:t xml:space="preserve"> </w:t>
+      </w:r>
       <w:r>
         <w:rPr>
           <w:b/>
           <w:bCs/>
         </w:rPr>
-        <w:t xml:space="preserve">ED 8 | Null-model behaviour under occupancy weighting.</w:t>
-      </w:r>
-      <w:r>
-        <w:t xml:space="preserve"> </w:t>
-      </w:r>
-      <w:r>
-        <w:t xml:space="preserve">Standardised effect size against</w:t>
-      </w:r>
-      <w:r>
-        <w:t xml:space="preserve"> </w:t>
-      </w:r>
-      <w:r>
-        <w:t xml:space="preserve">species richness — a flat relationship indicates the richness-constrained null has removed</w:t>
-      </w:r>
-      <w:r>
-        <w:t xml:space="preserve"> </w:t>
-      </w:r>
-      <w:r>
-        <w:t xml:space="preserve">the metric’s mechanical dependence on richness — with observed values for comparison. Species</w:t>
-      </w:r>
-      <w:r>
-        <w:t xml:space="preserve"> </w:t>
-      </w:r>
-      <w:r>
-        <w:t xml:space="preserve">are drawn with probability proportional to occupancy rather than equiprobably; the</w:t>
-      </w:r>
-      <w:r>
-        <w:t xml:space="preserve"> </w:t>
-      </w:r>
-      <w:r>
-        <w:t xml:space="preserve">equiprobable null treats narrow endemics and widespread species as exchangeable and</w:t>
-      </w:r>
-      <w:r>
-        <w:t xml:space="preserve"> </w:t>
-      </w:r>
-      <w:r>
-        <w:t xml:space="preserve">manufactures apparent trait clustering in endemic-rich taxa. Moving to occupancy weighting</w:t>
-      </w:r>
-      <w:r>
-        <w:t xml:space="preserve"> </w:t>
-      </w:r>
-      <w:r>
-        <w:t xml:space="preserve">changed the amphibian standardised effect from +1.70 to +0.08 and removed an apparent</w:t>
-      </w:r>
-      <w:r>
-        <w:t xml:space="preserve"> </w:t>
-      </w:r>
-      <w:r>
-        <w:t xml:space="preserve">over-dispersion signal.</w:t>
+        <w:t xml:space="preserve">d</w:t>
+      </w:r>
+      <w:r>
+        <w:t xml:space="preserve">, Out-of-bag error of the missForest imputation, which included the ten leading</w:t>
+      </w:r>
+      <w:r>
+        <w:t xml:space="preserve"> </w:t>
+      </w:r>
+      <w:r>
+        <w:t xml:space="preserve">phylogenetic eigenvectors as predictors.</w:t>
       </w:r>
     </w:p>
     <w:p>
@@ -7830,25 +7656,31 @@
           <w:b/>
           <w:bCs/>
         </w:rPr>
-        <w:t xml:space="preserve">ED 9 | Additional robustness checks.</w:t>
-      </w:r>
-      <w:r>
-        <w:t xml:space="preserve"> </w:t>
-      </w:r>
-      <w:r>
-        <w:t xml:space="preserve">Ectotherm-to-endotherm coupling ratio when each class</w:t>
-      </w:r>
-      <w:r>
-        <w:t xml:space="preserve"> </w:t>
-      </w:r>
-      <w:r>
-        <w:t xml:space="preserve">is dropped in turn; mean standardised effect computed from all species against only those with</w:t>
-      </w:r>
-      <w:r>
-        <w:t xml:space="preserve"> </w:t>
-      </w:r>
-      <w:r>
-        <w:t xml:space="preserve">fully observed core traits; and the percentage of species per class with fully observed traits.</w:t>
+        <w:t xml:space="preserve">ED 5 | Sexual size dimorphism across assemblages.</w:t>
+      </w:r>
+      <w:r>
+        <w:t xml:space="preserve"> </w:t>
+      </w:r>
+      <w:r>
+        <w:t xml:space="preserve">Species-level dimorphism from the</w:t>
+      </w:r>
+      <w:r>
+        <w:t xml:space="preserve"> </w:t>
+      </w:r>
+      <w:r>
+        <w:t xml:space="preserve">Chinese trait compilations, and its assemblage-level geography. Reptile dimorphism comes</w:t>
+      </w:r>
+      <w:r>
+        <w:t xml:space="preserve"> </w:t>
+      </w:r>
+      <w:r>
+        <w:t xml:space="preserve">entirely from the snake dataset — the lizard compilation does not separate the sexes — and is</w:t>
+      </w:r>
+      <w:r>
+        <w:t xml:space="preserve"> </w:t>
+      </w:r>
+      <w:r>
+        <w:t xml:space="preserve">labelled as snakes rather than reptiles throughout.</w:t>
       </w:r>
     </w:p>
     <w:p>
@@ -7860,25 +7692,25 @@
           <w:b/>
           <w:bCs/>
         </w:rPr>
-        <w:t xml:space="preserve">ED 10 | Standardised effect sizes of functional diversity.</w:t>
-      </w:r>
-      <w:r>
-        <w:t xml:space="preserve"> </w:t>
-      </w:r>
-      <w:r>
-        <w:t xml:space="preserve">Functional dispersion relative</w:t>
-      </w:r>
-      <w:r>
-        <w:t xml:space="preserve"> </w:t>
-      </w:r>
-      <w:r>
-        <w:t xml:space="preserve">to the occupancy-weighted null for each class, and its response to mean annual temperature and</w:t>
-      </w:r>
-      <w:r>
-        <w:t xml:space="preserve"> </w:t>
-      </w:r>
-      <w:r>
-        <w:t xml:space="preserve">to human footprint.</w:t>
+        <w:t xml:space="preserve">ED 6 | Trait space and its principal coordinates.</w:t>
+      </w:r>
+      <w:r>
+        <w:t xml:space="preserve"> </w:t>
+      </w:r>
+      <w:r>
+        <w:t xml:space="preserve">Principal-coordinate ordination of the</w:t>
+      </w:r>
+      <w:r>
+        <w:t xml:space="preserve"> </w:t>
+      </w:r>
+      <w:r>
+        <w:t xml:space="preserve">Gower distance among the core traits, one panel per class. Arrows are trait–axis correlations;</w:t>
+      </w:r>
+      <w:r>
+        <w:t xml:space="preserve"> </w:t>
+      </w:r>
+      <w:r>
+        <w:t xml:space="preserve">percentages are variance explained.</w:t>
       </w:r>
     </w:p>
     <w:p>
@@ -7890,25 +7722,55 @@
           <w:b/>
           <w:bCs/>
         </w:rPr>
-        <w:t xml:space="preserve">ED 11 | The anthropogenic filter on assemblage traits.</w:t>
-      </w:r>
-      <w:r>
-        <w:t xml:space="preserve"> </w:t>
-      </w:r>
-      <w:r>
-        <w:t xml:space="preserve">Human Footprint on the 50-km grid,</w:t>
-      </w:r>
-      <w:r>
-        <w:t xml:space="preserve"> </w:t>
-      </w:r>
-      <w:r>
-        <w:t xml:space="preserve">and the community-weighted mean, variance and skewness of body size along that gradient, by</w:t>
-      </w:r>
-      <w:r>
-        <w:t xml:space="preserve"> </w:t>
-      </w:r>
-      <w:r>
-        <w:t xml:space="preserve">class.</w:t>
+        <w:t xml:space="preserve">ED 7 | Null-model behaviour under occupancy weighting.</w:t>
+      </w:r>
+      <w:r>
+        <w:t xml:space="preserve"> </w:t>
+      </w:r>
+      <w:r>
+        <w:t xml:space="preserve">Standardised effect size against</w:t>
+      </w:r>
+      <w:r>
+        <w:t xml:space="preserve"> </w:t>
+      </w:r>
+      <w:r>
+        <w:t xml:space="preserve">species richness — a flat relationship indicates the richness-constrained null has removed</w:t>
+      </w:r>
+      <w:r>
+        <w:t xml:space="preserve"> </w:t>
+      </w:r>
+      <w:r>
+        <w:t xml:space="preserve">the metric’s mechanical dependence on richness — with observed values for comparison. Species</w:t>
+      </w:r>
+      <w:r>
+        <w:t xml:space="preserve"> </w:t>
+      </w:r>
+      <w:r>
+        <w:t xml:space="preserve">are drawn with probability proportional to occupancy rather than equiprobably; the</w:t>
+      </w:r>
+      <w:r>
+        <w:t xml:space="preserve"> </w:t>
+      </w:r>
+      <w:r>
+        <w:t xml:space="preserve">equiprobable null treats narrow endemics and widespread species as exchangeable and</w:t>
+      </w:r>
+      <w:r>
+        <w:t xml:space="preserve"> </w:t>
+      </w:r>
+      <w:r>
+        <w:t xml:space="preserve">manufactures apparent trait clustering in endemic-rich taxa. Moving to occupancy weighting</w:t>
+      </w:r>
+      <w:r>
+        <w:t xml:space="preserve"> </w:t>
+      </w:r>
+      <w:r>
+        <w:t xml:space="preserve">changed the amphibian standardised effect from +1.70 to +0.08 and removed an apparent</w:t>
+      </w:r>
+      <w:r>
+        <w:t xml:space="preserve"> </w:t>
+      </w:r>
+      <w:r>
+        <w:t xml:space="preserve">over-dispersion signal.</w:t>
       </w:r>
     </w:p>
     <w:p>
@@ -7920,25 +7782,25 @@
           <w:b/>
           <w:bCs/>
         </w:rPr>
-        <w:t xml:space="preserve">ED 12 | Grain sensitivity and cross-class congruence.</w:t>
-      </w:r>
-      <w:r>
-        <w:t xml:space="preserve"> </w:t>
-      </w:r>
-      <w:r>
-        <w:t xml:space="preserve">Distribution of standardised effect</w:t>
-      </w:r>
-      <w:r>
-        <w:t xml:space="preserve"> </w:t>
-      </w:r>
-      <w:r>
-        <w:t xml:space="preserve">sizes at 50 and 100 km, and the cross-class correlations of functional dispersion. Congruence</w:t>
-      </w:r>
-      <w:r>
-        <w:t xml:space="preserve"> </w:t>
-      </w:r>
-      <w:r>
-        <w:t xml:space="preserve">is highest between the two endotherm classes.</w:t>
+        <w:t xml:space="preserve">ED 8 | Standardised effect sizes of functional diversity.</w:t>
+      </w:r>
+      <w:r>
+        <w:t xml:space="preserve"> </w:t>
+      </w:r>
+      <w:r>
+        <w:t xml:space="preserve">Functional dispersion relative</w:t>
+      </w:r>
+      <w:r>
+        <w:t xml:space="preserve"> </w:t>
+      </w:r>
+      <w:r>
+        <w:t xml:space="preserve">to the occupancy-weighted null for each class, and its response to mean annual temperature and</w:t>
+      </w:r>
+      <w:r>
+        <w:t xml:space="preserve"> </w:t>
+      </w:r>
+      <w:r>
+        <w:t xml:space="preserve">to human footprint.</w:t>
       </w:r>
     </w:p>
     <w:p>
@@ -7950,7 +7812,7 @@
           <w:b/>
           <w:bCs/>
         </w:rPr>
-        <w:t xml:space="preserve">ED 13 | Geography of assemblage trait variance.</w:t>
+        <w:t xml:space="preserve">ED 9 | Geography of assemblage trait variance.</w:t>
       </w:r>
       <w:r>
         <w:t xml:space="preserve"> </w:t>
@@ -7993,25 +7855,85 @@
           <w:b/>
           <w:bCs/>
         </w:rPr>
-        <w:t xml:space="preserve">ED 14 | Which trait is most strongly filtered, mapped.</w:t>
-      </w:r>
-      <w:r>
-        <w:t xml:space="preserve"> </w:t>
-      </w:r>
-      <w:r>
-        <w:t xml:space="preserve">For each cell, the core trait with</w:t>
-      </w:r>
-      <w:r>
-        <w:t xml:space="preserve"> </w:t>
-      </w:r>
-      <w:r>
-        <w:t xml:space="preserve">the largest absolute standardised effect of its community-weighted mean; the composition of</w:t>
-      </w:r>
-      <w:r>
-        <w:t xml:space="preserve"> </w:t>
-      </w:r>
-      <w:r>
-        <w:t xml:space="preserve">dominant traits overall; and the same composition within deciles of the thermal-energy axis.</w:t>
+        <w:t xml:space="preserve">ED 10 | Spatial model diagnostics.</w:t>
+      </w:r>
+      <w:r>
+        <w:t xml:space="preserve"> </w:t>
+      </w:r>
+      <w:r>
+        <w:t xml:space="preserve">Moran’s</w:t>
+      </w:r>
+      <w:r>
+        <w:t xml:space="preserve"> </w:t>
+      </w:r>
+      <w:r>
+        <w:rPr>
+          <w:i/>
+          <w:iCs/>
+        </w:rPr>
+        <w:t xml:space="preserve">I</w:t>
+      </w:r>
+      <w:r>
+        <w:t xml:space="preserve"> </w:t>
+      </w:r>
+      <w:r>
+        <w:t xml:space="preserve">of ordinary-least-squares residuals (0.65–0.89</w:t>
+      </w:r>
+      <w:r>
+        <w:t xml:space="preserve"> </w:t>
+      </w:r>
+      <w:r>
+        <w:t xml:space="preserve">across the 36 main models,</w:t>
+      </w:r>
+      <w:r>
+        <w:t xml:space="preserve"> </w:t>
+      </w:r>
+      <w:r>
+        <w:rPr>
+          <w:i/>
+          <w:iCs/>
+        </w:rPr>
+        <w:t xml:space="preserve">P</w:t>
+      </w:r>
+      <w:r>
+        <w:t xml:space="preserve"> </w:t>
+      </w:r>
+      <w:r>
+        <w:t xml:space="preserve">&lt; 0.001 in every one, which is why spatial models are</w:t>
+      </w:r>
+      <w:r>
+        <w:t xml:space="preserve"> </w:t>
+      </w:r>
+      <w:r>
+        <w:t xml:space="preserve">required; Supplementary Table 6); the fitted</w:t>
+      </w:r>
+      <w:r>
+        <w:t xml:space="preserve"> </w:t>
+      </w:r>
+      <w:r>
+        <w:t xml:space="preserve">autoregressive parameter λ; and the AIC improvement over ordinary least squares. Residual</w:t>
+      </w:r>
+      <w:r>
+        <w:t xml:space="preserve"> </w:t>
+      </w:r>
+      <w:r>
+        <w:t xml:space="preserve">Moran’s</w:t>
+      </w:r>
+      <w:r>
+        <w:t xml:space="preserve"> </w:t>
+      </w:r>
+      <w:r>
+        <w:rPr>
+          <w:i/>
+          <w:iCs/>
+        </w:rPr>
+        <w:t xml:space="preserve">I</w:t>
+      </w:r>
+      <w:r>
+        <w:t xml:space="preserve"> </w:t>
+      </w:r>
+      <w:r>
+        <w:t xml:space="preserve">after correction falls to −0.055 to 0.016.</w:t>
       </w:r>
     </w:p>
     <w:p>
@@ -8023,93 +7945,87 @@
           <w:b/>
           <w:bCs/>
         </w:rPr>
-        <w:t xml:space="preserve">ED 15 | Geographically weighted trait–environment coupling.</w:t>
-      </w:r>
-      <w:r>
-        <w:t xml:space="preserve"> </w:t>
-      </w:r>
-      <w:r>
-        <w:t xml:space="preserve">Local coupling estimated in a</w:t>
-      </w:r>
-      <w:r>
-        <w:t xml:space="preserve"> </w:t>
-      </w:r>
-      <w:r>
-        <w:t xml:space="preserve">moving window of the 200 nearest cells, its difference between reptiles and the endotherm</w:t>
-      </w:r>
-      <w:r>
-        <w:t xml:space="preserve"> </w:t>
-      </w:r>
-      <w:r>
-        <w:t xml:space="preserve">mean, and a diagnostic of local coupling against cell richness.</w:t>
-      </w:r>
-    </w:p>
-    <w:p>
-      <w:pPr>
-        <w:pStyle w:val="BlockText"/>
-      </w:pPr>
-      <w:r>
-        <w:t xml:space="preserve">These local estimates must not be read against Fig. 6. The family-level analysis is free of</w:t>
-      </w:r>
-      <w:r>
-        <w:t xml:space="preserve"> </w:t>
-      </w:r>
-      <w:r>
-        <w:t xml:space="preserve">the attenuation shown in the diagnostic panel; the local estimates are not. The maps are</w:t>
-      </w:r>
-      <w:r>
-        <w:t xml:space="preserve"> </w:t>
-      </w:r>
-      <w:r>
-        <w:t xml:space="preserve">reported as a description of spatial heterogeneity, the diagnostic as a methodological</w:t>
-      </w:r>
-      <w:r>
-        <w:t xml:space="preserve"> </w:t>
-      </w:r>
-      <w:r>
-        <w:t xml:space="preserve">caution, not as a biological contrast.</w:t>
-      </w:r>
-    </w:p>
-    <w:p>
-      <w:pPr>
-        <w:pStyle w:val="FirstParagraph"/>
+        <w:t xml:space="preserve">ED 11 | Full trait-by-predictor effect matrix.</w:t>
+      </w:r>
+      <w:r>
+        <w:t xml:space="preserve"> </w:t>
+      </w:r>
+      <w:r>
+        <w:t xml:space="preserve">Standardised effects of every predictor on</w:t>
+      </w:r>
+      <w:r>
+        <w:t xml:space="preserve"> </w:t>
+      </w:r>
+      <w:r>
+        <w:t xml:space="preserve">every moment (mean, variance, skewness, kurtosis) of every analysed trait, by class. Dots mark</w:t>
+      </w:r>
+      <w:r>
+        <w:t xml:space="preserve"> </w:t>
+      </w:r>
+      <w:r>
+        <w:t xml:space="preserve">BH-adjusted</w:t>
+      </w:r>
+      <w:r>
+        <w:t xml:space="preserve"> </w:t>
+      </w:r>
+      <w:r>
+        <w:rPr>
+          <w:i/>
+          <w:iCs/>
+        </w:rPr>
+        <w:t xml:space="preserve">P</w:t>
+      </w:r>
+      <w:r>
+        <w:t xml:space="preserve"> </w:t>
+      </w:r>
+      <w:r>
+        <w:t xml:space="preserve">&lt; 0.05.</w:t>
+      </w:r>
+    </w:p>
+    <w:p>
+      <w:pPr>
+        <w:pStyle w:val="BodyText"/>
       </w:pPr>
       <w:r>
         <w:rPr>
           <w:b/>
           <w:bCs/>
         </w:rPr>
-        <w:t xml:space="preserve">ED 16 | Functional beta diversity and its turnover component.</w:t>
-      </w:r>
-      <w:r>
-        <w:t xml:space="preserve"> </w:t>
-      </w:r>
-      <w:r>
-        <w:t xml:space="preserve">Sørensen beta diversity</w:t>
-      </w:r>
-      <w:r>
-        <w:t xml:space="preserve"> </w:t>
-      </w:r>
-      <w:r>
-        <w:t xml:space="preserve">between adjacent cell pairs, decomposed following Baselga, computed for species and for</w:t>
-      </w:r>
-      <w:r>
-        <w:t xml:space="preserve"> </w:t>
-      </w:r>
-      <w:r>
-        <w:t xml:space="preserve">functional groups; functional against taxonomic beta diversity, whose vertical distance below</w:t>
-      </w:r>
-      <w:r>
-        <w:t xml:space="preserve"> </w:t>
-      </w:r>
-      <w:r>
-        <w:t xml:space="preserve">the 1:1 line is functional redundancy; and the share of beta diversity attributable to</w:t>
-      </w:r>
-      <w:r>
-        <w:t xml:space="preserve"> </w:t>
-      </w:r>
-      <w:r>
-        <w:t xml:space="preserve">turnover rather than nestedness.</w:t>
+        <w:t xml:space="preserve">ED 12 | Type I error inflation of naive CWM regression.</w:t>
+      </w:r>
+      <w:r>
+        <w:t xml:space="preserve"> </w:t>
+      </w:r>
+      <w:r>
+        <w:t xml:space="preserve">Fourth-corner statistics by class;</w:t>
+      </w:r>
+      <w:r>
+        <w:t xml:space="preserve"> </w:t>
+      </w:r>
+      <w:r>
+        <w:t xml:space="preserve">naive against max-test</w:t>
+      </w:r>
+      <w:r>
+        <w:t xml:space="preserve"> </w:t>
+      </w:r>
+      <w:r>
+        <w:rPr>
+          <w:i/>
+          <w:iCs/>
+        </w:rPr>
+        <w:t xml:space="preserve">P</w:t>
+      </w:r>
+      <w:r>
+        <w:t xml:space="preserve"> </w:t>
+      </w:r>
+      <w:r>
+        <w:t xml:space="preserve">values, where points in the lower-right quadrant are links the</w:t>
+      </w:r>
+      <w:r>
+        <w:t xml:space="preserve"> </w:t>
+      </w:r>
+      <w:r>
+        <w:t xml:space="preserve">naive test calls significant and the valid test does not; and the resulting inflation ratio.</w:t>
       </w:r>
     </w:p>
     <w:p>
@@ -8121,31 +8037,31 @@
           <w:b/>
           <w:bCs/>
         </w:rPr>
-        <w:t xml:space="preserve">ED 17 | Occurrence records versus expert range maps.</w:t>
-      </w:r>
-      <w:r>
-        <w:t xml:space="preserve"> </w:t>
-      </w:r>
-      <w:r>
-        <w:t xml:space="preserve">Chao sample coverage per cell from</w:t>
-      </w:r>
-      <w:r>
-        <w:t xml:space="preserve"> </w:t>
-      </w:r>
-      <w:r>
-        <w:t xml:space="preserve">GBIF/eBird records; richness from occurrences against richness from range maps; and the</w:t>
-      </w:r>
-      <w:r>
-        <w:t xml:space="preserve"> </w:t>
-      </w:r>
-      <w:r>
-        <w:t xml:space="preserve">standardised effect of human pressure on assemblage metrics fitted to range-map assemblages,</w:t>
-      </w:r>
-      <w:r>
-        <w:t xml:space="preserve"> </w:t>
-      </w:r>
-      <w:r>
-        <w:t xml:space="preserve">occurrence assemblages, and occurrence assemblages with coverage as a covariate.</w:t>
+        <w:t xml:space="preserve">ED 13 | Environmental predictors and their axes.</w:t>
+      </w:r>
+      <w:r>
+        <w:t xml:space="preserve"> </w:t>
+      </w:r>
+      <w:r>
+        <w:t xml:space="preserve">Loadings of individual variables on each</w:t>
+      </w:r>
+      <w:r>
+        <w:t xml:space="preserve"> </w:t>
+      </w:r>
+      <w:r>
+        <w:t xml:space="preserve">ecological axis, the spatial pattern of each axis on the 50-km grid, and the correlations</w:t>
+      </w:r>
+      <w:r>
+        <w:t xml:space="preserve"> </w:t>
+      </w:r>
+      <w:r>
+        <w:t xml:space="preserve">among axes confirming that axis construction removed the collinearity present among the raw</w:t>
+      </w:r>
+      <w:r>
+        <w:t xml:space="preserve"> </w:t>
+      </w:r>
+      <w:r>
+        <w:t xml:space="preserve">variables.</w:t>
       </w:r>
     </w:p>
     <w:p>
@@ -8157,31 +8073,25 @@
           <w:b/>
           <w:bCs/>
         </w:rPr>
-        <w:t xml:space="preserve">ED 18 | Occurrence-based assemblages for all four classes.</w:t>
-      </w:r>
-      <w:r>
-        <w:t xml:space="preserve"> </w:t>
-      </w:r>
-      <w:r>
-        <w:t xml:space="preserve">Chao coverage per class, and</w:t>
-      </w:r>
-      <w:r>
-        <w:t xml:space="preserve"> </w:t>
-      </w:r>
-      <w:r>
-        <w:t xml:space="preserve">the human-pressure effect under four settings, including the decisive</w:t>
-      </w:r>
-      <w:r>
-        <w:t xml:space="preserve"> </w:t>
-      </w:r>
-      <w:r>
-        <w:t xml:space="preserve">“range map, same cells”</w:t>
-      </w:r>
-      <w:r>
-        <w:t xml:space="preserve"> </w:t>
-      </w:r>
-      <w:r>
-        <w:t xml:space="preserve">control that separates a data-source effect from a cell-selection effect.</w:t>
+        <w:t xml:space="preserve">ED 14 | Robustness to grain: 100 km results.</w:t>
+      </w:r>
+      <w:r>
+        <w:t xml:space="preserve"> </w:t>
+      </w:r>
+      <w:r>
+        <w:t xml:space="preserve">The main assemblage results replicated on the</w:t>
+      </w:r>
+      <w:r>
+        <w:t xml:space="preserve"> </w:t>
+      </w:r>
+      <w:r>
+        <w:t xml:space="preserve">100-km grid, with a cell-wise comparison between grains exploiting the exact nesting of the</w:t>
+      </w:r>
+      <w:r>
+        <w:t xml:space="preserve"> </w:t>
+      </w:r>
+      <w:r>
+        <w:t xml:space="preserve">50-km grid within the 100-km grid.</w:t>
       </w:r>
     </w:p>
     <w:p>
@@ -8193,49 +8103,25 @@
           <w:b/>
           <w:bCs/>
         </w:rPr>
-        <w:t xml:space="preserve">ED 19 | Conservation gaps and reserve representation.</w:t>
-      </w:r>
-      <w:r>
-        <w:t xml:space="preserve"> </w:t>
-      </w:r>
-      <w:r>
-        <w:t xml:space="preserve">Based on China’s 1,028 designated</w:t>
-      </w:r>
-      <w:r>
-        <w:t xml:space="preserve"> </w:t>
-      </w:r>
-      <w:r>
-        <w:t xml:space="preserve">nature reserves; other protected-area categories are excluded, so coverage is a lower bound.</w:t>
-      </w:r>
-      <w:r>
-        <w:t xml:space="preserve"> </w:t>
-      </w:r>
-      <w:r>
-        <w:t xml:space="preserve">Reserve coverage and distance to the nearest reserve; conservation-gap cells for each of the</w:t>
-      </w:r>
-      <w:r>
-        <w:t xml:space="preserve"> </w:t>
-      </w:r>
-      <w:r>
-        <w:t xml:space="preserve">four classes; the effect of assemblage trait volume on reserve coverage from spatial models</w:t>
-      </w:r>
-      <w:r>
-        <w:t xml:space="preserve"> </w:t>
-      </w:r>
-      <w:r>
-        <w:t xml:space="preserve">controlling the environmental axes; Jaccard overlap of gap cells between classes; and the</w:t>
-      </w:r>
-      <w:r>
-        <w:t xml:space="preserve"> </w:t>
-      </w:r>
-      <w:r>
-        <w:t xml:space="preserve">percentage of reserves whose designation record names each class as a protection target</w:t>
-      </w:r>
-      <w:r>
-        <w:t xml:space="preserve"> </w:t>
-      </w:r>
-      <w:r>
-        <w:t xml:space="preserve">(mammals 17.9%, birds 12.8%, amphibians 3.2%, reptiles 1.1%).</w:t>
+        <w:t xml:space="preserve">ED 15 | Additional robustness checks.</w:t>
+      </w:r>
+      <w:r>
+        <w:t xml:space="preserve"> </w:t>
+      </w:r>
+      <w:r>
+        <w:t xml:space="preserve">Ectotherm-to-endotherm coupling ratio when each class</w:t>
+      </w:r>
+      <w:r>
+        <w:t xml:space="preserve"> </w:t>
+      </w:r>
+      <w:r>
+        <w:t xml:space="preserve">is dropped in turn; mean standardised effect computed from all species against only those with</w:t>
+      </w:r>
+      <w:r>
+        <w:t xml:space="preserve"> </w:t>
+      </w:r>
+      <w:r>
+        <w:t xml:space="preserve">fully observed core traits; and the percentage of species per class with fully observed traits.</w:t>
       </w:r>
     </w:p>
     <w:p>
@@ -8247,31 +8133,25 @@
           <w:b/>
           <w:bCs/>
         </w:rPr>
-        <w:t xml:space="preserve">ED 20 | Sexual size dimorphism across assemblages.</w:t>
-      </w:r>
-      <w:r>
-        <w:t xml:space="preserve"> </w:t>
-      </w:r>
-      <w:r>
-        <w:t xml:space="preserve">Species-level dimorphism from the</w:t>
-      </w:r>
-      <w:r>
-        <w:t xml:space="preserve"> </w:t>
-      </w:r>
-      <w:r>
-        <w:t xml:space="preserve">Chinese trait compilations, and its assemblage-level geography. Reptile dimorphism comes</w:t>
-      </w:r>
-      <w:r>
-        <w:t xml:space="preserve"> </w:t>
-      </w:r>
-      <w:r>
-        <w:t xml:space="preserve">entirely from the snake dataset — the lizard compilation does not separate the sexes — and is</w:t>
-      </w:r>
-      <w:r>
-        <w:t xml:space="preserve"> </w:t>
-      </w:r>
-      <w:r>
-        <w:t xml:space="preserve">labelled as snakes rather than reptiles throughout.</w:t>
+        <w:t xml:space="preserve">ED 16 | Which trait is most strongly filtered, mapped.</w:t>
+      </w:r>
+      <w:r>
+        <w:t xml:space="preserve"> </w:t>
+      </w:r>
+      <w:r>
+        <w:t xml:space="preserve">For each cell, the core trait with</w:t>
+      </w:r>
+      <w:r>
+        <w:t xml:space="preserve"> </w:t>
+      </w:r>
+      <w:r>
+        <w:t xml:space="preserve">the largest absolute standardised effect of its community-weighted mean; the composition of</w:t>
+      </w:r>
+      <w:r>
+        <w:t xml:space="preserve"> </w:t>
+      </w:r>
+      <w:r>
+        <w:t xml:space="preserve">dominant traits overall; and the same composition within deciles of the thermal-energy axis.</w:t>
       </w:r>
     </w:p>
     <w:p>
@@ -8283,29 +8163,53 @@
           <w:b/>
           <w:bCs/>
         </w:rPr>
-        <w:t xml:space="preserve">ED 21 | Data-driven trait axes retained as a check on the</w:t>
-      </w:r>
+        <w:t xml:space="preserve">ED 17 | The anthropogenic filter on assemblage traits.</w:t>
+      </w:r>
+      <w:r>
+        <w:t xml:space="preserve"> </w:t>
+      </w:r>
+      <w:r>
+        <w:t xml:space="preserve">Human Footprint on the 50-km grid,</w:t>
+      </w:r>
+      <w:r>
+        <w:t xml:space="preserve"> </w:t>
+      </w:r>
+      <w:r>
+        <w:t xml:space="preserve">and the community-weighted mean, variance and skewness of body size along that gradient, by</w:t>
+      </w:r>
+      <w:r>
+        <w:t xml:space="preserve"> </w:t>
+      </w:r>
+      <w:r>
+        <w:t xml:space="preserve">class.</w:t>
+      </w:r>
+    </w:p>
+    <w:p>
+      <w:pPr>
+        <w:pStyle w:val="BodyText"/>
+      </w:pPr>
       <w:r>
         <w:rPr>
           <w:b/>
           <w:bCs/>
         </w:rPr>
-        <w:t xml:space="preserve"> </w:t>
+        <w:t xml:space="preserve">ED 18 | Three ways of measuring habitat heterogeneity, and the dose–response with thermal</w:t>
       </w:r>
       <w:r>
         <w:rPr>
           <w:b/>
           <w:bCs/>
-          <w:i/>
-          <w:iCs/>
-        </w:rPr>
-        <w:t xml:space="preserve">a priori</w:t>
+        </w:rPr>
+        <w:t xml:space="preserve"> </w:t>
       </w:r>
       <w:r>
         <w:rPr>
           <w:b/>
           <w:bCs/>
         </w:rPr>
+        <w:t xml:space="preserve">content.</w:t>
+      </w:r>
+      <w:r>
         <w:t xml:space="preserve"> </w:t>
       </w:r>
       <w:r>
@@ -8313,186 +8217,308 @@
           <w:b/>
           <w:bCs/>
         </w:rPr>
-        <w:t xml:space="preserve">axes.</w:t>
-      </w:r>
-      <w:r>
-        <w:t xml:space="preserve"> </w:t>
-      </w:r>
-      <w:r>
-        <w:t xml:space="preserve">Free</w:t>
-      </w:r>
-      <w:r>
-        <w:t xml:space="preserve"> </w:t>
-      </w:r>
-      <w:r>
-        <w:t xml:space="preserve">within-class principal components, shown to document how far the leading data-driven axis</w:t>
-      </w:r>
-      <w:r>
-        <w:t xml:space="preserve"> </w:t>
-      </w:r>
-      <w:r>
-        <w:t xml:space="preserve">differs in meaning between classes, which is the reason the main analysis fixes the axes</w:t>
-      </w:r>
-      <w:r>
-        <w:t xml:space="preserve"> </w:t>
-      </w:r>
-      <w:r>
-        <w:rPr>
-          <w:i/>
-          <w:iCs/>
-        </w:rPr>
-        <w:t xml:space="preserve">a priori</w:t>
-      </w:r>
-      <w:r>
-        <w:t xml:space="preserve">.</w:t>
-      </w:r>
-    </w:p>
-    <w:p>
-      <w:pPr>
-        <w:pStyle w:val="BodyText"/>
-      </w:pPr>
+        <w:t xml:space="preserve">a</w:t>
+      </w:r>
+      <w:r>
+        <w:t xml:space="preserve">, Ectotherm/endotherm effect ratio for ambient energy and for habitat</w:t>
+      </w:r>
+      <w:r>
+        <w:t xml:space="preserve"> </w:t>
+      </w:r>
+      <w:r>
+        <w:t xml:space="preserve">heterogeneity under three heterogeneity proxies (topographic elevation range, land-cover type</w:t>
+      </w:r>
+      <w:r>
+        <w:t xml:space="preserve"> </w:t>
+      </w:r>
+      <w:r>
+        <w:t xml:space="preserve">diversity, EarthEnv remote-sensing texture). The energy ratio is stable at 1.98–2.63; the</w:t>
+      </w:r>
+      <w:r>
+        <w:t xml:space="preserve"> </w:t>
+      </w:r>
+      <w:r>
+        <w:t xml:space="preserve">heterogeneity ratio is unstable and straddles 1. Bars are 95% bootstrap intervals over</w:t>
+      </w:r>
+      <w:r>
+        <w:t xml:space="preserve"> </w:t>
+      </w:r>
+      <w:r>
+        <w:t xml:space="preserve">class × response fits.</w:t>
+      </w:r>
+      <w:r>
+        <w:t xml:space="preserve"> </w:t>
+      </w:r>
       <w:r>
         <w:rPr>
           <w:b/>
           <w:bCs/>
         </w:rPr>
-        <w:t xml:space="preserve">ED 22 | Three ways of measuring habitat heterogeneity, and the dose–response with thermal</w:t>
+        <w:t xml:space="preserve">b</w:t>
+      </w:r>
+      <w:r>
+        <w:t xml:space="preserve">, Correlations among the three proxies.</w:t>
+      </w:r>
+      <w:r>
+        <w:t xml:space="preserve"> </w:t>
       </w:r>
       <w:r>
         <w:rPr>
           <w:b/>
           <w:bCs/>
         </w:rPr>
-        <w:t xml:space="preserve"> </w:t>
-      </w:r>
+        <w:t xml:space="preserve">c</w:t>
+      </w:r>
+      <w:r>
+        <w:t xml:space="preserve">, The replacement</w:t>
+      </w:r>
+      <w:r>
+        <w:t xml:space="preserve"> </w:t>
+      </w:r>
+      <w:r>
+        <w:t xml:space="preserve">test: the ectotherm excess plotted against how much temperature information each predictor</w:t>
+      </w:r>
+      <w:r>
+        <w:t xml:space="preserve"> </w:t>
+      </w:r>
+      <w:r>
+        <w:t xml:space="preserve">carries (|Spearman</w:t>
+      </w:r>
+      <w:r>
+        <w:t xml:space="preserve"> </w:t>
+      </w:r>
+      <w:r>
+        <w:rPr>
+          <w:i/>
+          <w:iCs/>
+        </w:rPr>
+        <w:t xml:space="preserve">r</w:t>
+      </w:r>
+      <w:r>
+        <w:t xml:space="preserve">| with mean annual temperature) across eight predictors.</w:t>
+      </w:r>
+      <w:r>
+        <w:t xml:space="preserve"> </w:t>
+      </w:r>
+      <w:r>
+        <w:t xml:space="preserve">Spearman ρ = 0.74,</w:t>
+      </w:r>
+      <w:r>
+        <w:t xml:space="preserve"> </w:t>
+      </w:r>
+      <w:r>
+        <w:rPr>
+          <w:i/>
+          <w:iCs/>
+        </w:rPr>
+        <w:t xml:space="preserve">P</w:t>
+      </w:r>
+      <w:r>
+        <w:t xml:space="preserve"> </w:t>
+      </w:r>
+      <w:r>
+        <w:t xml:space="preserve">= 0.037. The single heterogeneity proxy that shows an ectotherm excess</w:t>
+      </w:r>
+      <w:r>
+        <w:t xml:space="preserve"> </w:t>
+      </w:r>
+      <w:r>
+        <w:t xml:space="preserve">is the one most strongly correlated with temperature — it is a disguised thermal variable,</w:t>
+      </w:r>
+      <w:r>
+        <w:t xml:space="preserve"> </w:t>
+      </w:r>
+      <w:r>
+        <w:t xml:space="preserve">which is why the single negative control failed and was replaced by a trend test.</w:t>
+      </w:r>
+    </w:p>
+    <w:p>
+      <w:pPr>
+        <w:pStyle w:val="BodyText"/>
+      </w:pPr>
       <w:r>
         <w:rPr>
           <w:b/>
           <w:bCs/>
         </w:rPr>
-        <w:t xml:space="preserve">content.</w:t>
-      </w:r>
-      <w:r>
-        <w:t xml:space="preserve"> </w:t>
-      </w:r>
+        <w:t xml:space="preserve">ED 19 | Which families enter the clade-level test, and how the threshold changes it.</w:t>
+      </w:r>
+      <w:r>
+        <w:t xml:space="preserve"> </w:t>
+      </w:r>
+      <w:r>
+        <w:t xml:space="preserve">Family inclusion under three threshold pairs and the resulting ectotherm/endotherm ratio:</w:t>
+      </w:r>
+      <w:r>
+        <w:t xml:space="preserve"> </w:t>
+      </w:r>
+      <w:r>
+        <w:t xml:space="preserve">1.79× at the main threshold (</w:t>
+      </w:r>
+      <w:r>
+        <w:rPr>
+          <w:i/>
+          <w:iCs/>
+        </w:rPr>
+        <w:t xml:space="preserve">P</w:t>
+      </w:r>
+      <w:r>
+        <w:t xml:space="preserve"> </w:t>
+      </w:r>
+      <w:r>
+        <w:t xml:space="preserve">= 0.017), 1.71× at ≥30 species (</w:t>
+      </w:r>
+      <w:r>
+        <w:rPr>
+          <w:i/>
+          <w:iCs/>
+        </w:rPr>
+        <w:t xml:space="preserve">P</w:t>
+      </w:r>
+      <w:r>
+        <w:t xml:space="preserve"> </w:t>
+      </w:r>
+      <w:r>
+        <w:t xml:space="preserve">= 0.049), and 1.33× and</w:t>
+      </w:r>
+      <w:r>
+        <w:t xml:space="preserve"> </w:t>
+      </w:r>
+      <w:r>
+        <w:t xml:space="preserve">non-significant at ≥10 species (</w:t>
+      </w:r>
+      <w:r>
+        <w:rPr>
+          <w:i/>
+          <w:iCs/>
+        </w:rPr>
+        <w:t xml:space="preserve">P</w:t>
+      </w:r>
+      <w:r>
+        <w:t xml:space="preserve"> </w:t>
+      </w:r>
+      <w:r>
+        <w:t xml:space="preserve">= 0.23), where 14 additional small families with noisier</w:t>
+      </w:r>
+      <w:r>
+        <w:t xml:space="preserve"> </w:t>
+      </w:r>
+      <w:r>
+        <w:t xml:space="preserve">coupling estimates enter.</w:t>
+      </w:r>
+    </w:p>
+    <w:p>
+      <w:pPr>
+        <w:pStyle w:val="BodyText"/>
+      </w:pPr>
       <w:r>
         <w:rPr>
           <w:b/>
           <w:bCs/>
         </w:rPr>
-        <w:t xml:space="preserve">a</w:t>
-      </w:r>
-      <w:r>
-        <w:t xml:space="preserve">, Ectotherm/endotherm effect ratio for ambient energy and for habitat</w:t>
-      </w:r>
-      <w:r>
-        <w:t xml:space="preserve"> </w:t>
-      </w:r>
-      <w:r>
-        <w:t xml:space="preserve">heterogeneity under three heterogeneity proxies (topographic elevation range, land-cover type</w:t>
-      </w:r>
-      <w:r>
-        <w:t xml:space="preserve"> </w:t>
-      </w:r>
-      <w:r>
-        <w:t xml:space="preserve">diversity, EarthEnv remote-sensing texture). The energy ratio is stable at 1.98–2.63; the</w:t>
-      </w:r>
-      <w:r>
-        <w:t xml:space="preserve"> </w:t>
-      </w:r>
-      <w:r>
-        <w:t xml:space="preserve">heterogeneity ratio is unstable and straddles 1. Bars are 95% bootstrap intervals over</w:t>
-      </w:r>
-      <w:r>
-        <w:t xml:space="preserve"> </w:t>
-      </w:r>
-      <w:r>
-        <w:t xml:space="preserve">class × response fits.</w:t>
-      </w:r>
-      <w:r>
-        <w:t xml:space="preserve"> </w:t>
-      </w:r>
+        <w:t xml:space="preserve">ED 20 | Functional-diversity indices and unconstrained NMDS ordination.</w:t>
+      </w:r>
+      <w:r>
+        <w:t xml:space="preserve"> </w:t>
+      </w:r>
+      <w:r>
+        <w:t xml:space="preserve">Functional</w:t>
+      </w:r>
+      <w:r>
+        <w:t xml:space="preserve"> </w:t>
+      </w:r>
+      <w:r>
+        <w:t xml:space="preserve">evenness, dispersion and Rao’s quadratic entropy against the same six hypotheses, showing that</w:t>
+      </w:r>
+      <w:r>
+        <w:t xml:space="preserve"> </w:t>
+      </w:r>
+      <w:r>
+        <w:t xml:space="preserve">the sign of the effect is consistent across indices; and non-metric multidimensional scaling</w:t>
+      </w:r>
+      <w:r>
+        <w:t xml:space="preserve"> </w:t>
+      </w:r>
+      <w:r>
+        <w:t xml:space="preserve">of assemblage trait composition with environmental vectors fitted afterwards. Functional</w:t>
+      </w:r>
+      <w:r>
+        <w:t xml:space="preserve"> </w:t>
+      </w:r>
+      <w:r>
+        <w:t xml:space="preserve">richness is not shown: the convex-hull computation does not scale to the species numbers here.</w:t>
+      </w:r>
+    </w:p>
+    <w:p>
+      <w:pPr>
+        <w:pStyle w:val="BodyText"/>
+      </w:pPr>
       <w:r>
         <w:rPr>
           <w:b/>
           <w:bCs/>
         </w:rPr>
-        <w:t xml:space="preserve">b</w:t>
-      </w:r>
-      <w:r>
-        <w:t xml:space="preserve">, Correlations among the three proxies.</w:t>
-      </w:r>
-      <w:r>
-        <w:t xml:space="preserve"> </w:t>
-      </w:r>
+        <w:t xml:space="preserve">ED 21 | Grain sensitivity and cross-class congruence.</w:t>
+      </w:r>
+      <w:r>
+        <w:t xml:space="preserve"> </w:t>
+      </w:r>
+      <w:r>
+        <w:t xml:space="preserve">Distribution of standardised effect</w:t>
+      </w:r>
+      <w:r>
+        <w:t xml:space="preserve"> </w:t>
+      </w:r>
+      <w:r>
+        <w:t xml:space="preserve">sizes at 50 and 100 km, and the cross-class correlations of functional dispersion. Congruence</w:t>
+      </w:r>
+      <w:r>
+        <w:t xml:space="preserve"> </w:t>
+      </w:r>
+      <w:r>
+        <w:t xml:space="preserve">is highest between the two endotherm classes.</w:t>
+      </w:r>
+    </w:p>
+    <w:p>
+      <w:pPr>
+        <w:pStyle w:val="BodyText"/>
+      </w:pPr>
       <w:r>
         <w:rPr>
           <w:b/>
           <w:bCs/>
         </w:rPr>
-        <w:t xml:space="preserve">c</w:t>
-      </w:r>
-      <w:r>
-        <w:t xml:space="preserve">, The replacement</w:t>
-      </w:r>
-      <w:r>
-        <w:t xml:space="preserve"> </w:t>
-      </w:r>
-      <w:r>
-        <w:t xml:space="preserve">test: the ectotherm excess plotted against how much temperature information each predictor</w:t>
-      </w:r>
-      <w:r>
-        <w:t xml:space="preserve"> </w:t>
-      </w:r>
-      <w:r>
-        <w:t xml:space="preserve">carries (|Spearman</w:t>
-      </w:r>
-      <w:r>
-        <w:t xml:space="preserve"> </w:t>
-      </w:r>
-      <w:r>
-        <w:rPr>
-          <w:i/>
-          <w:iCs/>
-        </w:rPr>
-        <w:t xml:space="preserve">r</w:t>
-      </w:r>
-      <w:r>
-        <w:t xml:space="preserve">| with mean annual temperature) across eight predictors.</w:t>
-      </w:r>
-      <w:r>
-        <w:t xml:space="preserve"> </w:t>
-      </w:r>
-      <w:r>
-        <w:t xml:space="preserve">Spearman ρ = 0.74,</w:t>
-      </w:r>
-      <w:r>
-        <w:t xml:space="preserve"> </w:t>
-      </w:r>
-      <w:r>
-        <w:rPr>
-          <w:i/>
-          <w:iCs/>
-        </w:rPr>
-        <w:t xml:space="preserve">P</w:t>
-      </w:r>
-      <w:r>
-        <w:t xml:space="preserve"> </w:t>
-      </w:r>
-      <w:r>
-        <w:t xml:space="preserve">= 0.037. The single heterogeneity proxy that shows an ectotherm excess</w:t>
-      </w:r>
-      <w:r>
-        <w:t xml:space="preserve"> </w:t>
-      </w:r>
-      <w:r>
-        <w:t xml:space="preserve">is the one most strongly correlated with temperature — it is a disguised thermal variable,</w:t>
-      </w:r>
-      <w:r>
-        <w:t xml:space="preserve"> </w:t>
-      </w:r>
-      <w:r>
-        <w:t xml:space="preserve">which is why the single negative control failed and was replaced by a trend test.</w:t>
+        <w:t xml:space="preserve">ED 22 | Functional beta diversity and its turnover component.</w:t>
+      </w:r>
+      <w:r>
+        <w:t xml:space="preserve"> </w:t>
+      </w:r>
+      <w:r>
+        <w:t xml:space="preserve">Sørensen beta diversity</w:t>
+      </w:r>
+      <w:r>
+        <w:t xml:space="preserve"> </w:t>
+      </w:r>
+      <w:r>
+        <w:t xml:space="preserve">between adjacent cell pairs, decomposed following Baselga, computed for species and for</w:t>
+      </w:r>
+      <w:r>
+        <w:t xml:space="preserve"> </w:t>
+      </w:r>
+      <w:r>
+        <w:t xml:space="preserve">functional groups; functional against taxonomic beta diversity, whose vertical distance below</w:t>
+      </w:r>
+      <w:r>
+        <w:t xml:space="preserve"> </w:t>
+      </w:r>
+      <w:r>
+        <w:t xml:space="preserve">the 1:1 line is functional redundancy; and the share of beta diversity attributable to</w:t>
+      </w:r>
+      <w:r>
+        <w:t xml:space="preserve"> </w:t>
+      </w:r>
+      <w:r>
+        <w:t xml:space="preserve">turnover rather than nestedness.</w:t>
       </w:r>
     </w:p>
     <w:p>
@@ -8504,70 +8530,49 @@
           <w:b/>
           <w:bCs/>
         </w:rPr>
-        <w:t xml:space="preserve">ED 23 | Which families enter the clade-level test, and how the threshold changes it.</w:t>
-      </w:r>
-      <w:r>
-        <w:t xml:space="preserve"> </w:t>
-      </w:r>
-      <w:r>
-        <w:t xml:space="preserve">Family inclusion under three threshold pairs and the resulting ectotherm/endotherm ratio:</w:t>
-      </w:r>
-      <w:r>
-        <w:t xml:space="preserve"> </w:t>
-      </w:r>
-      <w:r>
-        <w:t xml:space="preserve">1.79× at the main threshold (</w:t>
-      </w:r>
-      <w:r>
-        <w:rPr>
-          <w:i/>
-          <w:iCs/>
-        </w:rPr>
-        <w:t xml:space="preserve">P</w:t>
-      </w:r>
-      <w:r>
-        <w:t xml:space="preserve"> </w:t>
-      </w:r>
-      <w:r>
-        <w:t xml:space="preserve">= 0.017), 1.71× at ≥30 species (</w:t>
-      </w:r>
-      <w:r>
-        <w:rPr>
-          <w:i/>
-          <w:iCs/>
-        </w:rPr>
-        <w:t xml:space="preserve">P</w:t>
-      </w:r>
-      <w:r>
-        <w:t xml:space="preserve"> </w:t>
-      </w:r>
-      <w:r>
-        <w:t xml:space="preserve">= 0.049), and 1.33× and</w:t>
-      </w:r>
-      <w:r>
-        <w:t xml:space="preserve"> </w:t>
-      </w:r>
-      <w:r>
-        <w:t xml:space="preserve">non-significant at ≥10 species (</w:t>
-      </w:r>
-      <w:r>
-        <w:rPr>
-          <w:i/>
-          <w:iCs/>
-        </w:rPr>
-        <w:t xml:space="preserve">P</w:t>
-      </w:r>
-      <w:r>
-        <w:t xml:space="preserve"> </w:t>
-      </w:r>
-      <w:r>
-        <w:t xml:space="preserve">= 0.23), where 14 additional small families with noisier</w:t>
-      </w:r>
-      <w:r>
-        <w:t xml:space="preserve"> </w:t>
-      </w:r>
-      <w:r>
-        <w:t xml:space="preserve">coupling estimates enter.</w:t>
+        <w:t xml:space="preserve">ED 23 | Conservation gaps and reserve representation.</w:t>
+      </w:r>
+      <w:r>
+        <w:t xml:space="preserve"> </w:t>
+      </w:r>
+      <w:r>
+        <w:t xml:space="preserve">Based on China’s 1,028 designated</w:t>
+      </w:r>
+      <w:r>
+        <w:t xml:space="preserve"> </w:t>
+      </w:r>
+      <w:r>
+        <w:t xml:space="preserve">nature reserves; other protected-area categories are excluded, so coverage is a lower bound.</w:t>
+      </w:r>
+      <w:r>
+        <w:t xml:space="preserve"> </w:t>
+      </w:r>
+      <w:r>
+        <w:t xml:space="preserve">Reserve coverage and distance to the nearest reserve; conservation-gap cells for each of the</w:t>
+      </w:r>
+      <w:r>
+        <w:t xml:space="preserve"> </w:t>
+      </w:r>
+      <w:r>
+        <w:t xml:space="preserve">four classes; the effect of assemblage trait volume on reserve coverage from spatial models</w:t>
+      </w:r>
+      <w:r>
+        <w:t xml:space="preserve"> </w:t>
+      </w:r>
+      <w:r>
+        <w:t xml:space="preserve">controlling the environmental axes; Jaccard overlap of gap cells between classes; and the</w:t>
+      </w:r>
+      <w:r>
+        <w:t xml:space="preserve"> </w:t>
+      </w:r>
+      <w:r>
+        <w:t xml:space="preserve">percentage of reserves whose designation record names each class as a protection target</w:t>
+      </w:r>
+      <w:r>
+        <w:t xml:space="preserve"> </w:t>
+      </w:r>
+      <w:r>
+        <w:t xml:space="preserve">(mammals 17.9%, birds 12.8%, amphibians 3.2%, reptiles 1.1%).</w:t>
       </w:r>
     </w:p>
     <w:p>
@@ -8579,49 +8584,7 @@
           <w:b/>
           <w:bCs/>
         </w:rPr>
-        <w:t xml:space="preserve">ED 24 | Functional-diversity indices and unconstrained NMDS ordination.</w:t>
-      </w:r>
-      <w:r>
-        <w:t xml:space="preserve"> </w:t>
-      </w:r>
-      <w:r>
-        <w:t xml:space="preserve">Functional</w:t>
-      </w:r>
-      <w:r>
-        <w:t xml:space="preserve"> </w:t>
-      </w:r>
-      <w:r>
-        <w:t xml:space="preserve">evenness, dispersion and Rao’s quadratic entropy against the same six hypotheses, showing that</w:t>
-      </w:r>
-      <w:r>
-        <w:t xml:space="preserve"> </w:t>
-      </w:r>
-      <w:r>
-        <w:t xml:space="preserve">the sign of the effect is consistent across indices; and non-metric multidimensional scaling</w:t>
-      </w:r>
-      <w:r>
-        <w:t xml:space="preserve"> </w:t>
-      </w:r>
-      <w:r>
-        <w:t xml:space="preserve">of assemblage trait composition with environmental vectors fitted afterwards. Functional</w:t>
-      </w:r>
-      <w:r>
-        <w:t xml:space="preserve"> </w:t>
-      </w:r>
-      <w:r>
-        <w:t xml:space="preserve">richness is not shown: the convex-hull computation does not scale to the species numbers here.</w:t>
-      </w:r>
-    </w:p>
-    <w:p>
-      <w:pPr>
-        <w:pStyle w:val="BodyText"/>
-      </w:pPr>
-      <w:r>
-        <w:rPr>
-          <w:b/>
-          <w:bCs/>
-        </w:rPr>
-        <w:t xml:space="preserve">ED 25 | Land-use tolerance: which traits tolerate modification, and are they the protected</w:t>
+        <w:t xml:space="preserve">ED 24 | Land-use tolerance: which traits tolerate modification, and are they the protected</w:t>
       </w:r>
       <w:r>
         <w:rPr>
@@ -8655,6 +8618,62 @@
         <w:pict>
           <v:rect style="width:0;height:1.5pt" o:hralign="center" o:hrstd="t" o:hr="t"/>
         </w:pict>
+      </w:r>
+    </w:p>
+    <w:p>
+      <w:pPr>
+        <w:pStyle w:val="FirstParagraph"/>
+      </w:pPr>
+      <w:r>
+        <w:rPr>
+          <w:b/>
+          <w:bCs/>
+        </w:rPr>
+        <w:t xml:space="preserve">ED 25 | Geographically weighted trait–environment coupling.</w:t>
+      </w:r>
+      <w:r>
+        <w:t xml:space="preserve"> </w:t>
+      </w:r>
+      <w:r>
+        <w:t xml:space="preserve">Local coupling estimated in a</w:t>
+      </w:r>
+      <w:r>
+        <w:t xml:space="preserve"> </w:t>
+      </w:r>
+      <w:r>
+        <w:t xml:space="preserve">moving window of the 200 nearest cells, its difference between reptiles and the endotherm</w:t>
+      </w:r>
+      <w:r>
+        <w:t xml:space="preserve"> </w:t>
+      </w:r>
+      <w:r>
+        <w:t xml:space="preserve">mean, and a diagnostic of local coupling against cell richness.</w:t>
+      </w:r>
+    </w:p>
+    <w:p>
+      <w:pPr>
+        <w:pStyle w:val="BlockText"/>
+      </w:pPr>
+      <w:r>
+        <w:t xml:space="preserve">These local estimates must not be read against Fig. 5. The family-level analysis is free of</w:t>
+      </w:r>
+      <w:r>
+        <w:t xml:space="preserve"> </w:t>
+      </w:r>
+      <w:r>
+        <w:t xml:space="preserve">the attenuation shown in the diagnostic panel; the local estimates are not. The maps are</w:t>
+      </w:r>
+      <w:r>
+        <w:t xml:space="preserve"> </w:t>
+      </w:r>
+      <w:r>
+        <w:t xml:space="preserve">reported as a description of spatial heterogeneity, the diagnostic as a methodological</w:t>
+      </w:r>
+      <w:r>
+        <w:t xml:space="preserve"> </w:t>
+      </w:r>
+      <w:r>
+        <w:t xml:space="preserve">caution, not as a biological contrast.</w:t>
       </w:r>
     </w:p>
     <w:bookmarkEnd w:id="54"/>

--- a/09_submission/02_manuscript/manuscript.docx
+++ b/09_submission/02_manuscript/manuscript.docx
@@ -2,7 +2,7 @@
 <file path=word/document.xml><?xml version="1.0" encoding="utf-8"?>
 <w:document xmlns:w="http://schemas.openxmlformats.org/wordprocessingml/2006/main" xmlns:m="http://schemas.openxmlformats.org/officeDocument/2006/math" xmlns:r="http://schemas.openxmlformats.org/officeDocument/2006/relationships" xmlns:o="urn:schemas-microsoft-com:office:office" xmlns:v="urn:schemas-microsoft-com:vml" xmlns:w10="urn:schemas-microsoft-com:office:word" xmlns:a="http://schemas.openxmlformats.org/drawingml/2006/main" xmlns:pic="http://schemas.openxmlformats.org/drawingml/2006/picture" xmlns:wp="http://schemas.openxmlformats.org/drawingml/2006/wordprocessingDrawing">
   <w:body>
-    <w:bookmarkStart w:id="56" w:name="X25412cf3cdbf2eeeeeb50b306843c81459f6a87"/>
+    <w:bookmarkStart w:id="57" w:name="X25412cf3cdbf2eeeeeb50b306843c81459f6a87"/>
     <w:p>
       <w:pPr>
         <w:pStyle w:val="Heading1"/>
@@ -70,7 +70,7 @@
         <w:t xml:space="preserve"> </w:t>
       </w:r>
       <w:r>
-        <w:t xml:space="preserve">Abstract 198 | Main text 4,298 (Introduction 1,244, Results 1,791, Discussion 1,263) | Methods 2,258 | Figures 8 | Extended Data figures 25 | Supplementary Tables 28 | References 100</w:t>
+        <w:t xml:space="preserve">Abstract 198 | Main text 4,298 (Introduction 1,244, Results 1,791, Discussion 1,263) | Methods 2,414 | Figures 8 | Extended Data figures 25 | Supplementary Tables 28 | References 100</w:t>
       </w:r>
     </w:p>
     <w:p>
@@ -1305,7 +1305,7 @@
       </w:r>
     </w:p>
     <w:bookmarkEnd w:id="10"/>
-    <w:bookmarkStart w:id="24" w:name="materials-and-methods"/>
+    <w:bookmarkStart w:id="25" w:name="materials-and-methods"/>
     <w:p>
       <w:pPr>
         <w:pStyle w:val="Heading2"/>
@@ -3355,6 +3355,102 @@
         <w:t xml:space="preserve">(§ Data and code availability).</w:t>
       </w:r>
     </w:p>
+    <w:bookmarkEnd w:id="23"/>
+    <w:bookmarkStart w:id="24" w:name="use-of-ai-tools"/>
+    <w:p>
+      <w:pPr>
+        <w:pStyle w:val="Heading3"/>
+      </w:pPr>
+      <w:r>
+        <w:t xml:space="preserve">2.14 Use of AI tools</w:t>
+      </w:r>
+    </w:p>
+    <w:p>
+      <w:pPr>
+        <w:pStyle w:val="FirstParagraph"/>
+      </w:pPr>
+      <w:r>
+        <w:t xml:space="preserve">[AUTHOR TO CONFIRM BEFORE SUBMISSION — see 05_statements/AI_use_disclosure.md. Nature Portfolio requires LLM use to be documented in the Methods.]</w:t>
+      </w:r>
+      <w:r>
+        <w:t xml:space="preserve"> </w:t>
+      </w:r>
+      <w:r>
+        <w:t xml:space="preserve">An AI assistant (Claude; Anthropic), including the Opus 5 and Opus 5.5 models accessed</w:t>
+      </w:r>
+      <w:r>
+        <w:t xml:space="preserve"> </w:t>
+      </w:r>
+      <w:r>
+        <w:t xml:space="preserve">through Claude Code between August and October 2026, was used under the author’s direction</w:t>
+      </w:r>
+      <w:r>
+        <w:t xml:space="preserve"> </w:t>
+      </w:r>
+      <w:r>
+        <w:t xml:space="preserve">to write and run the R analysis code and produce the figures from that code; to draft and</w:t>
+      </w:r>
+      <w:r>
+        <w:t xml:space="preserve"> </w:t>
+      </w:r>
+      <w:r>
+        <w:t xml:space="preserve">revise the manuscript text, figure legends and Supplementary Information; and to check</w:t>
+      </w:r>
+      <w:r>
+        <w:t xml:space="preserve"> </w:t>
+      </w:r>
+      <w:r>
+        <w:t xml:space="preserve">references against Crossref records and reported values against the result tables. No</w:t>
+      </w:r>
+      <w:r>
+        <w:t xml:space="preserve"> </w:t>
+      </w:r>
+      <w:r>
+        <w:t xml:space="preserve">generative image model was used: every figure is a plot of data rendered by R code.</w:t>
+      </w:r>
+      <w:r>
+        <w:t xml:space="preserve"> </w:t>
+      </w:r>
+      <w:r>
+        <w:t xml:space="preserve">[AUTHOR TO CONFIRM — the author’s own role, for example:</w:t>
+      </w:r>
+      <w:r>
+        <w:t xml:space="preserve"> </w:t>
+      </w:r>
+      <w:r>
+        <w:t xml:space="preserve">“The author defined the research</w:t>
+      </w:r>
+      <w:r>
+        <w:t xml:space="preserve"> </w:t>
+      </w:r>
+      <w:r>
+        <w:t xml:space="preserve">aims, selected the data sources and analyses, reviewed all code, results and text, and takes</w:t>
+      </w:r>
+      <w:r>
+        <w:t xml:space="preserve"> </w:t>
+      </w:r>
+      <w:r>
+        <w:t xml:space="preserve">full responsibility for the content of this paper.”</w:t>
+      </w:r>
+      <w:r>
+        <w:t xml:space="preserve">]</w:t>
+      </w:r>
+      <w:r>
+        <w:t xml:space="preserve"> </w:t>
+      </w:r>
+      <w:r>
+        <w:t xml:space="preserve">[AUTHOR TO CONFIRM — any AI tools used outside this workflow, or</w:t>
+      </w:r>
+      <w:r>
+        <w:t xml:space="preserve"> </w:t>
+      </w:r>
+      <w:r>
+        <w:t xml:space="preserve">“None”</w:t>
+      </w:r>
+      <w:r>
+        <w:t xml:space="preserve">.]</w:t>
+      </w:r>
+    </w:p>
     <w:p>
       <w:r>
         <w:pict>
@@ -3362,9 +3458,9 @@
         </w:pict>
       </w:r>
     </w:p>
-    <w:bookmarkEnd w:id="23"/>
     <w:bookmarkEnd w:id="24"/>
-    <w:bookmarkStart w:id="34" w:name="results"/>
+    <w:bookmarkEnd w:id="25"/>
+    <w:bookmarkStart w:id="35" w:name="results"/>
     <w:p>
       <w:pPr>
         <w:pStyle w:val="Heading2"/>
@@ -3373,7 +3469,7 @@
         <w:t xml:space="preserve">3. Results</w:t>
       </w:r>
     </w:p>
-    <w:bookmarkStart w:id="25" w:name="X295f7430d2ea4ddf6b6e0fa3d17f62b1dd5b66f"/>
+    <w:bookmarkStart w:id="26" w:name="X295f7430d2ea4ddf6b6e0fa3d17f62b1dd5b66f"/>
     <w:p>
       <w:pPr>
         <w:pStyle w:val="Heading3"/>
@@ -3430,8 +3526,8 @@
         <w:t xml:space="preserve">refuted.</w:t>
       </w:r>
     </w:p>
-    <w:bookmarkEnd w:id="25"/>
-    <w:bookmarkStart w:id="26" w:name="X939f7929db348222c09812972da76fe21285ab1"/>
+    <w:bookmarkEnd w:id="26"/>
+    <w:bookmarkStart w:id="27" w:name="X939f7929db348222c09812972da76fe21285ab1"/>
     <w:p>
       <w:pPr>
         <w:pStyle w:val="Heading3"/>
@@ -3541,8 +3637,8 @@
         <w:t xml:space="preserve">side by side throughout.</w:t>
       </w:r>
     </w:p>
-    <w:bookmarkEnd w:id="26"/>
-    <w:bookmarkStart w:id="27" w:name="X7fa2776d4a5485ea5d498b89cbc90379ccd1347"/>
+    <w:bookmarkEnd w:id="27"/>
+    <w:bookmarkStart w:id="28" w:name="X7fa2776d4a5485ea5d498b89cbc90379ccd1347"/>
     <w:p>
       <w:pPr>
         <w:pStyle w:val="Heading3"/>
@@ -3660,8 +3756,8 @@
         <w:t xml:space="preserve">(habitat heterogeneity).</w:t>
       </w:r>
     </w:p>
-    <w:bookmarkEnd w:id="27"/>
-    <w:bookmarkStart w:id="28" w:name="X4cc65d108db81e63052a6875c9ad0e210d10d4d"/>
+    <w:bookmarkEnd w:id="28"/>
+    <w:bookmarkStart w:id="29" w:name="X4cc65d108db81e63052a6875c9ad0e210d10d4d"/>
     <w:p>
       <w:pPr>
         <w:pStyle w:val="Heading3"/>
@@ -4193,8 +4289,8 @@
         <w:t xml:space="preserve">heterogeneity legitimately changes along elevation; it has to be a covariate.</w:t>
       </w:r>
     </w:p>
-    <w:bookmarkEnd w:id="28"/>
-    <w:bookmarkStart w:id="29" w:name="X1f57fcc27f2e128e1113f97560a946a2b0694bc"/>
+    <w:bookmarkEnd w:id="29"/>
+    <w:bookmarkStart w:id="30" w:name="X1f57fcc27f2e128e1113f97560a946a2b0694bc"/>
     <w:p>
       <w:pPr>
         <w:pStyle w:val="Heading3"/>
@@ -4259,8 +4355,8 @@
         <w:t xml:space="preserve">significant after BH correction.</w:t>
       </w:r>
     </w:p>
-    <w:bookmarkEnd w:id="29"/>
-    <w:bookmarkStart w:id="30" w:name="X4b9624569c3bb29efb7a0fa7506d9ad6d329d29"/>
+    <w:bookmarkEnd w:id="30"/>
+    <w:bookmarkStart w:id="31" w:name="X4b9624569c3bb29efb7a0fa7506d9ad6d329d29"/>
     <w:p>
       <w:pPr>
         <w:pStyle w:val="Heading3"/>
@@ -4326,8 +4422,8 @@
         <w:t xml:space="preserve">constrained CWM models identify.</w:t>
       </w:r>
     </w:p>
-    <w:bookmarkEnd w:id="30"/>
-    <w:bookmarkStart w:id="31" w:name="no-class-substitutes-for-another"/>
+    <w:bookmarkEnd w:id="31"/>
+    <w:bookmarkStart w:id="32" w:name="no-class-substitutes-for-another"/>
     <w:p>
       <w:pPr>
         <w:pStyle w:val="Heading3"/>
@@ -4554,8 +4650,8 @@
         <w:t xml:space="preserve">zero.</w:t>
       </w:r>
     </w:p>
-    <w:bookmarkEnd w:id="31"/>
-    <w:bookmarkStart w:id="32" w:name="X73d1057187d884d0eac2418a3b8303ca4446e32"/>
+    <w:bookmarkEnd w:id="32"/>
+    <w:bookmarkStart w:id="33" w:name="X73d1057187d884d0eac2418a3b8303ca4446e32"/>
     <w:p>
       <w:pPr>
         <w:pStyle w:val="Heading3"/>
@@ -4866,8 +4962,8 @@
         <w:t xml:space="preserve">are the easiest to cover incidentally. H3 is not refuted.</w:t>
       </w:r>
     </w:p>
-    <w:bookmarkEnd w:id="32"/>
-    <w:bookmarkStart w:id="33" w:name="X43ddd162a38ebc2e3c33125fcdc8819a5d14213"/>
+    <w:bookmarkEnd w:id="33"/>
+    <w:bookmarkStart w:id="34" w:name="X43ddd162a38ebc2e3c33125fcdc8819a5d14213"/>
     <w:p>
       <w:pPr>
         <w:pStyle w:val="Heading3"/>
@@ -5043,9 +5139,9 @@
         </w:pict>
       </w:r>
     </w:p>
-    <w:bookmarkEnd w:id="33"/>
     <w:bookmarkEnd w:id="34"/>
-    <w:bookmarkStart w:id="41" w:name="discussion"/>
+    <w:bookmarkEnd w:id="35"/>
+    <w:bookmarkStart w:id="42" w:name="discussion"/>
     <w:p>
       <w:pPr>
         <w:pStyle w:val="Heading2"/>
@@ -5098,7 +5194,7 @@
         <w:t xml:space="preserve">(Q3).</w:t>
       </w:r>
     </w:p>
-    <w:bookmarkStart w:id="35" w:name="X0e2dbbff725774af4afbe885c2a7e396a3fd4b0"/>
+    <w:bookmarkStart w:id="36" w:name="X0e2dbbff725774af4afbe885c2a7e396a3fd4b0"/>
     <w:p>
       <w:pPr>
         <w:pStyle w:val="Heading3"/>
@@ -5228,8 +5324,8 @@
         <w:t xml:space="preserve">and guards against both failure modes.</w:t>
       </w:r>
     </w:p>
-    <w:bookmarkEnd w:id="35"/>
-    <w:bookmarkStart w:id="36" w:name="X41488f553e9590a1b34606b069cb06a478d5e87"/>
+    <w:bookmarkEnd w:id="36"/>
+    <w:bookmarkStart w:id="37" w:name="X41488f553e9590a1b34606b069cb06a478d5e87"/>
     <w:p>
       <w:pPr>
         <w:pStyle w:val="Heading3"/>
@@ -5378,8 +5474,8 @@
         <w:t xml:space="preserve">climate-exposed, and warming should reorganise it faster.</w:t>
       </w:r>
     </w:p>
-    <w:bookmarkEnd w:id="36"/>
-    <w:bookmarkStart w:id="37" w:name="Xc49e37d63831180308cfda46f0db1847147460d"/>
+    <w:bookmarkEnd w:id="37"/>
+    <w:bookmarkStart w:id="38" w:name="Xc49e37d63831180308cfda46f0db1847147460d"/>
     <w:p>
       <w:pPr>
         <w:pStyle w:val="Heading3"/>
@@ -5504,8 +5600,8 @@
         <w:t xml:space="preserve">that secretly carries temperature) can masquerade as mechanism.</w:t>
       </w:r>
     </w:p>
-    <w:bookmarkEnd w:id="37"/>
-    <w:bookmarkStart w:id="38" w:name="Xff1ca52bf0b7a532fa6b6740ce7ce9fd32985f5"/>
+    <w:bookmarkEnd w:id="38"/>
+    <w:bookmarkStart w:id="39" w:name="Xff1ca52bf0b7a532fa6b6740ce7ce9fd32985f5"/>
     <w:p>
       <w:pPr>
         <w:pStyle w:val="Heading3"/>
@@ -5694,8 +5790,8 @@
         <w:t xml:space="preserve">conservation outcome equivalent to protection.</w:t>
       </w:r>
     </w:p>
-    <w:bookmarkEnd w:id="38"/>
-    <w:bookmarkStart w:id="39" w:name="limitations"/>
+    <w:bookmarkEnd w:id="39"/>
+    <w:bookmarkStart w:id="40" w:name="limitations"/>
     <w:p>
       <w:pPr>
         <w:pStyle w:val="Heading3"/>
@@ -5921,8 +6017,8 @@
         <w:t xml:space="preserve">should not be cited independently of the grid-cell result.</w:t>
       </w:r>
     </w:p>
-    <w:bookmarkEnd w:id="39"/>
-    <w:bookmarkStart w:id="40" w:name="conclusions-and-outlook"/>
+    <w:bookmarkEnd w:id="40"/>
+    <w:bookmarkStart w:id="41" w:name="conclusions-and-outlook"/>
     <w:p>
       <w:pPr>
         <w:pStyle w:val="Heading3"/>
@@ -6012,9 +6108,9 @@
         </w:pict>
       </w:r>
     </w:p>
-    <w:bookmarkEnd w:id="40"/>
     <w:bookmarkEnd w:id="41"/>
-    <w:bookmarkStart w:id="42" w:name="data-and-code-availability"/>
+    <w:bookmarkEnd w:id="42"/>
+    <w:bookmarkStart w:id="43" w:name="data-and-code-availability"/>
     <w:p>
       <w:pPr>
         <w:pStyle w:val="Heading2"/>
@@ -6132,8 +6228,8 @@
         <w:t xml:space="preserve">.</w:t>
       </w:r>
     </w:p>
-    <w:bookmarkEnd w:id="42"/>
-    <w:bookmarkStart w:id="43" w:name="author-contributions"/>
+    <w:bookmarkEnd w:id="43"/>
+    <w:bookmarkStart w:id="44" w:name="author-contributions"/>
     <w:p>
       <w:pPr>
         <w:pStyle w:val="Heading2"/>
@@ -6156,8 +6252,8 @@
         <w:t xml:space="preserve">the figures and wrote the manuscript.</w:t>
       </w:r>
     </w:p>
-    <w:bookmarkEnd w:id="43"/>
-    <w:bookmarkStart w:id="44" w:name="competing-interests"/>
+    <w:bookmarkEnd w:id="44"/>
+    <w:bookmarkStart w:id="45" w:name="competing-interests"/>
     <w:p>
       <w:pPr>
         <w:pStyle w:val="Heading2"/>
@@ -6181,8 +6277,8 @@
         </w:pict>
       </w:r>
     </w:p>
-    <w:bookmarkEnd w:id="44"/>
-    <w:bookmarkStart w:id="53" w:name="figure-legends"/>
+    <w:bookmarkEnd w:id="45"/>
+    <w:bookmarkStart w:id="54" w:name="figure-legends"/>
     <w:p>
       <w:pPr>
         <w:pStyle w:val="Heading2"/>
@@ -6191,7 +6287,7 @@
         <w:t xml:space="preserve">Figure legends</w:t>
       </w:r>
     </w:p>
-    <w:bookmarkStart w:id="45" w:name="X0aa59cf7991c442f6d436565d112937517609dd"/>
+    <w:bookmarkStart w:id="46" w:name="X0aa59cf7991c442f6d436565d112937517609dd"/>
     <w:p>
       <w:pPr>
         <w:pStyle w:val="Heading3"/>
@@ -6283,8 +6379,8 @@
         <w:t xml:space="preserve">class. Grey cells hold fewer than two species of that class; they are not absences.</w:t>
       </w:r>
     </w:p>
-    <w:bookmarkEnd w:id="45"/>
-    <w:bookmarkStart w:id="46" w:name="X6baa16c06355acd6eacfa1cd17f5d2d2cc3d2e0"/>
+    <w:bookmarkEnd w:id="46"/>
+    <w:bookmarkStart w:id="47" w:name="X6baa16c06355acd6eacfa1cd17f5d2d2cc3d2e0"/>
     <w:p>
       <w:pPr>
         <w:pStyle w:val="Heading3"/>
@@ -6453,8 +6549,8 @@
         <w:t xml:space="preserve">uncorrelated with size whatever the raw correlation.</w:t>
       </w:r>
     </w:p>
-    <w:bookmarkEnd w:id="46"/>
-    <w:bookmarkStart w:id="47" w:name="X87eb59cb4e9aef0500424ae43aeb8b68275c0c1"/>
+    <w:bookmarkEnd w:id="47"/>
+    <w:bookmarkStart w:id="48" w:name="X87eb59cb4e9aef0500424ae43aeb8b68275c0c1"/>
     <w:p>
       <w:pPr>
         <w:pStyle w:val="Heading3"/>
@@ -6562,8 +6658,8 @@
         <w:t xml:space="preserve">87%, amphibians 53% of analysable land cells.</w:t>
       </w:r>
     </w:p>
-    <w:bookmarkEnd w:id="47"/>
-    <w:bookmarkStart w:id="48" w:name="X744c70a2dfa1a933c4dec8a32e9badcc8622910"/>
+    <w:bookmarkEnd w:id="48"/>
+    <w:bookmarkStart w:id="49" w:name="X744c70a2dfa1a933c4dec8a32e9badcc8622910"/>
     <w:p>
       <w:pPr>
         <w:pStyle w:val="Heading3"/>
@@ -6712,8 +6808,8 @@
         <w:t xml:space="preserve">dilutes rather than concentrates the environmental signal.</w:t>
       </w:r>
     </w:p>
-    <w:bookmarkEnd w:id="48"/>
-    <w:bookmarkStart w:id="49" w:name="X7806e1177b1962ed6838846918071773a3e99fb"/>
+    <w:bookmarkEnd w:id="49"/>
+    <w:bookmarkStart w:id="50" w:name="X7806e1177b1962ed6838846918071773a3e99fb"/>
     <w:p>
       <w:pPr>
         <w:pStyle w:val="Heading3"/>
@@ -6885,8 +6981,8 @@
         <w:t xml:space="preserve">family-specific spatial autoregressive error models on the 50-km grid.</w:t>
       </w:r>
     </w:p>
-    <w:bookmarkEnd w:id="49"/>
-    <w:bookmarkStart w:id="50" w:name="X4f0efc32b458e4d7636ddcee2bdb8f033663a77"/>
+    <w:bookmarkEnd w:id="50"/>
+    <w:bookmarkStart w:id="51" w:name="X4f0efc32b458e4d7636ddcee2bdb8f033663a77"/>
     <w:p>
       <w:pPr>
         <w:pStyle w:val="Heading3"/>
@@ -7025,8 +7121,8 @@
         <w:t xml:space="preserve">trait bar, 12 per axis bar).</w:t>
       </w:r>
     </w:p>
-    <w:bookmarkEnd w:id="50"/>
-    <w:bookmarkStart w:id="51" w:name="X11dab106384de61d4b0194369141b06af93188f"/>
+    <w:bookmarkEnd w:id="51"/>
+    <w:bookmarkStart w:id="52" w:name="X11dab106384de61d4b0194369141b06af93188f"/>
     <w:p>
       <w:pPr>
         <w:pStyle w:val="Heading3"/>
@@ -7186,8 +7282,8 @@
         <w:t xml:space="preserve">largely reflect imputed values.</w:t>
       </w:r>
     </w:p>
-    <w:bookmarkEnd w:id="51"/>
-    <w:bookmarkStart w:id="52" w:name="Xa733520e77d6028107887660bf60ce3741b97f4"/>
+    <w:bookmarkEnd w:id="52"/>
+    <w:bookmarkStart w:id="53" w:name="Xa733520e77d6028107887660bf60ce3741b97f4"/>
     <w:p>
       <w:pPr>
         <w:pStyle w:val="Heading3"/>
@@ -7397,9 +7493,9 @@
         </w:pict>
       </w:r>
     </w:p>
-    <w:bookmarkEnd w:id="52"/>
     <w:bookmarkEnd w:id="53"/>
-    <w:bookmarkStart w:id="54" w:name="extended-data-figure-legends"/>
+    <w:bookmarkEnd w:id="54"/>
+    <w:bookmarkStart w:id="55" w:name="extended-data-figure-legends"/>
     <w:p>
       <w:pPr>
         <w:pStyle w:val="Heading2"/>
@@ -8676,8 +8772,8 @@
         <w:t xml:space="preserve">caution, not as a biological contrast.</w:t>
       </w:r>
     </w:p>
-    <w:bookmarkEnd w:id="54"/>
-    <w:bookmarkStart w:id="55" w:name="references"/>
+    <w:bookmarkEnd w:id="55"/>
+    <w:bookmarkStart w:id="56" w:name="references"/>
     <w:p>
       <w:pPr>
         <w:pStyle w:val="Heading2"/>
@@ -12074,8 +12170,8 @@
         <w:t xml:space="preserve">[钟雨茜等]</w:t>
       </w:r>
     </w:p>
-    <w:bookmarkEnd w:id="55"/>
     <w:bookmarkEnd w:id="56"/>
+    <w:bookmarkEnd w:id="57"/>
     <w:sectPr>
       <w:footnotePr>
         <w:numRestart w:val="eachSect"/>
